--- a/docs/manuals/nusuk-manual-exec.docx
+++ b/docs/manuals/nusuk-manual-exec.docx
@@ -56,7 +56,7 @@
           <w:szCs w:val="20"/>
           <w:rtl/>
         </w:rPr>
-        <w:t xml:space="preserve">النسخة V15.75 · يُولَّد من صلاحيات الدور نفسِها — فلا يصف ما لا تملك.</w:t>
+        <w:t xml:space="preserve">النسخة V15.76 · يُولَّد من صلاحيات الدور نفسِها — فلا يصف ما لا تملك.</w:t>
       </w:r>
     </w:p>
     <w:p>

--- a/docs/manuals/nusuk-manual-exec.docx
+++ b/docs/manuals/nusuk-manual-exec.docx
@@ -56,7 +56,7 @@
           <w:szCs w:val="20"/>
           <w:rtl/>
         </w:rPr>
-        <w:t xml:space="preserve">النسخة V15.76 · يُولَّد من صلاحيات الدور نفسِها — فلا يصف ما لا تملك.</w:t>
+        <w:t xml:space="preserve">النسخة V15.77 · يُولَّد من صلاحيات الدور نفسِها — فلا يصف ما لا تملك.</w:t>
       </w:r>
     </w:p>
     <w:p>

--- a/docs/manuals/nusuk-manual-exec.docx
+++ b/docs/manuals/nusuk-manual-exec.docx
@@ -56,7 +56,7 @@
           <w:szCs w:val="20"/>
           <w:rtl/>
         </w:rPr>
-        <w:t xml:space="preserve">النسخة V15.77 · يُولَّد من صلاحيات الدور نفسِها — فلا يصف ما لا تملك.</w:t>
+        <w:t xml:space="preserve">النسخة V15.78 · يُولَّد من صلاحيات الدور نفسِها — فلا يصف ما لا تملك.</w:t>
       </w:r>
     </w:p>
     <w:p>

--- a/docs/manuals/nusuk-manual-exec.docx
+++ b/docs/manuals/nusuk-manual-exec.docx
@@ -56,7 +56,7 @@
           <w:szCs w:val="20"/>
           <w:rtl/>
         </w:rPr>
-        <w:t xml:space="preserve">النسخة V15.78 · يُولَّد من صلاحيات الدور نفسِها — فلا يصف ما لا تملك.</w:t>
+        <w:t xml:space="preserve">النسخة V15.79 · يُولَّد من صلاحيات الدور نفسِها — فلا يصف ما لا تملك.</w:t>
       </w:r>
     </w:p>
     <w:p>

--- a/docs/manuals/nusuk-manual-exec.docx
+++ b/docs/manuals/nusuk-manual-exec.docx
@@ -56,7 +56,7 @@
           <w:szCs w:val="20"/>
           <w:rtl/>
         </w:rPr>
-        <w:t xml:space="preserve">النسخة V15.79 · يُولَّد من صلاحيات الدور نفسِها — فلا يصف ما لا تملك.</w:t>
+        <w:t xml:space="preserve">النسخة V15.80 · يُولَّد من صلاحيات الدور نفسِها — فلا يصف ما لا تملك.</w:t>
       </w:r>
     </w:p>
     <w:p>

--- a/docs/manuals/nusuk-manual-exec.docx
+++ b/docs/manuals/nusuk-manual-exec.docx
@@ -56,7 +56,7 @@
           <w:szCs w:val="20"/>
           <w:rtl/>
         </w:rPr>
-        <w:t xml:space="preserve">النسخة V15.80 · يُولَّد من صلاحيات الدور نفسِها — فلا يصف ما لا تملك.</w:t>
+        <w:t xml:space="preserve">النسخة V15.81 · يُولَّد من صلاحيات الدور نفسِها — فلا يصف ما لا تملك.</w:t>
       </w:r>
     </w:p>
     <w:p>

--- a/docs/manuals/nusuk-manual-exec.docx
+++ b/docs/manuals/nusuk-manual-exec.docx
@@ -56,7 +56,7 @@
           <w:szCs w:val="20"/>
           <w:rtl/>
         </w:rPr>
-        <w:t xml:space="preserve">النسخة V15.81 · يُولَّد من صلاحيات الدور نفسِها — فلا يصف ما لا تملك.</w:t>
+        <w:t xml:space="preserve">النسخة V15.82 · يُولَّد من صلاحيات الدور نفسِها — فلا يصف ما لا تملك.</w:t>
       </w:r>
     </w:p>
     <w:p>

--- a/docs/manuals/nusuk-manual-exec.docx
+++ b/docs/manuals/nusuk-manual-exec.docx
@@ -56,7 +56,7 @@
           <w:szCs w:val="20"/>
           <w:rtl/>
         </w:rPr>
-        <w:t xml:space="preserve">النسخة V15.82 · يُولَّد من صلاحيات الدور نفسِها — فلا يصف ما لا تملك.</w:t>
+        <w:t xml:space="preserve">النسخة V15.83 · يُولَّد من صلاحيات الدور نفسِها — فلا يصف ما لا تملك.</w:t>
       </w:r>
     </w:p>
     <w:p>

--- a/docs/manuals/nusuk-manual-exec.docx
+++ b/docs/manuals/nusuk-manual-exec.docx
@@ -56,7 +56,7 @@
           <w:szCs w:val="20"/>
           <w:rtl/>
         </w:rPr>
-        <w:t xml:space="preserve">النسخة V15.83 · يُولَّد من صلاحيات الدور نفسِها — فلا يصف ما لا تملك.</w:t>
+        <w:t xml:space="preserve">النسخة V15.84 · يُولَّد من صلاحيات الدور نفسِها — فلا يصف ما لا تملك.</w:t>
       </w:r>
     </w:p>
     <w:p>
@@ -159,6 +159,52 @@
                 <w:rtl/>
               </w:rPr>
               <w:t xml:space="preserve">ما تعنيه</w:t>
+            </w:r>
+          </w:p>
+        </w:tc>
+      </w:tr>
+      <w:tr>
+        <w:tc>
+          <w:tcPr>
+            <w:tcW w:type="dxa" w:w="3000"/>
+          </w:tcPr>
+          <w:p>
+            <w:pPr>
+              <w:bidi/>
+              <w:jc w:val="start"/>
+            </w:pPr>
+            <w:r>
+              <w:rPr>
+                <w:rFonts w:ascii="Arial" w:cs="Arial" w:eastAsia="Arial" w:hAnsi="Arial"/>
+                <w:b w:val="false"/>
+                <w:bCs w:val="false"/>
+                <w:sz w:val="20"/>
+                <w:szCs w:val="20"/>
+                <w:rtl/>
+              </w:rPr>
+              <w:t xml:space="preserve">provision</w:t>
+            </w:r>
+          </w:p>
+        </w:tc>
+        <w:tc>
+          <w:tcPr>
+            <w:tcW w:type="dxa" w:w="6000"/>
+          </w:tcPr>
+          <w:p>
+            <w:pPr>
+              <w:bidi/>
+              <w:jc w:val="start"/>
+            </w:pPr>
+            <w:r>
+              <w:rPr>
+                <w:rFonts w:ascii="Arial" w:cs="Arial" w:eastAsia="Arial" w:hAnsi="Arial"/>
+                <w:b w:val="false"/>
+                <w:bCs w:val="false"/>
+                <w:sz w:val="20"/>
+                <w:szCs w:val="20"/>
+                <w:rtl/>
+              </w:rPr>
+              <w:t xml:space="preserve">provision</w:t>
             </w:r>
           </w:p>
         </w:tc>

--- a/docs/manuals/nusuk-manual-exec.docx
+++ b/docs/manuals/nusuk-manual-exec.docx
@@ -56,7 +56,7 @@
           <w:szCs w:val="20"/>
           <w:rtl/>
         </w:rPr>
-        <w:t xml:space="preserve">النسخة V15.84 · يُولَّد من صلاحيات الدور نفسِها — فلا يصف ما لا تملك.</w:t>
+        <w:t xml:space="preserve">النسخة V15.85 · يُولَّد من صلاحيات الدور نفسِها — فلا يصف ما لا تملك.</w:t>
       </w:r>
     </w:p>
     <w:p>

--- a/docs/manuals/nusuk-manual-exec.docx
+++ b/docs/manuals/nusuk-manual-exec.docx
@@ -56,7 +56,7 @@
           <w:szCs w:val="20"/>
           <w:rtl/>
         </w:rPr>
-        <w:t xml:space="preserve">النسخة V15.85 · يُولَّد من صلاحيات الدور نفسِها — فلا يصف ما لا تملك.</w:t>
+        <w:t xml:space="preserve">النسخة V15.86 · يُولَّد من صلاحيات الدور نفسِها — فلا يصف ما لا تملك.</w:t>
       </w:r>
     </w:p>
     <w:p>

--- a/docs/manuals/nusuk-manual-exec.docx
+++ b/docs/manuals/nusuk-manual-exec.docx
@@ -56,7 +56,7 @@
           <w:szCs w:val="20"/>
           <w:rtl/>
         </w:rPr>
-        <w:t xml:space="preserve">النسخة V15.86 · يُولَّد من صلاحيات الدور نفسِها — فلا يصف ما لا تملك.</w:t>
+        <w:t xml:space="preserve">النسخة V15.87 · يُولَّد من صلاحيات الدور نفسِها — فلا يصف ما لا تملك.</w:t>
       </w:r>
     </w:p>
     <w:p>

--- a/docs/manuals/nusuk-manual-exec.docx
+++ b/docs/manuals/nusuk-manual-exec.docx
@@ -56,7 +56,7 @@
           <w:szCs w:val="20"/>
           <w:rtl/>
         </w:rPr>
-        <w:t xml:space="preserve">النسخة V15.87 · يُولَّد من صلاحيات الدور نفسِها — فلا يصف ما لا تملك.</w:t>
+        <w:t xml:space="preserve">النسخة V15.88 · يُولَّد من صلاحيات الدور نفسِها — فلا يصف ما لا تملك.</w:t>
       </w:r>
     </w:p>
     <w:p>

--- a/docs/manuals/nusuk-manual-exec.docx
+++ b/docs/manuals/nusuk-manual-exec.docx
@@ -56,7 +56,7 @@
           <w:szCs w:val="20"/>
           <w:rtl/>
         </w:rPr>
-        <w:t xml:space="preserve">النسخة V15.88 · يُولَّد من صلاحيات الدور نفسِها — فلا يصف ما لا تملك.</w:t>
+        <w:t xml:space="preserve">النسخة V15.89 · يُولَّد من صلاحيات الدور نفسِها — فلا يصف ما لا تملك.</w:t>
       </w:r>
     </w:p>
     <w:p>

--- a/docs/manuals/nusuk-manual-exec.docx
+++ b/docs/manuals/nusuk-manual-exec.docx
@@ -56,7 +56,7 @@
           <w:szCs w:val="20"/>
           <w:rtl/>
         </w:rPr>
-        <w:t xml:space="preserve">النسخة V15.89 · يُولَّد من صلاحيات الدور نفسِها — فلا يصف ما لا تملك.</w:t>
+        <w:t xml:space="preserve">النسخة V15.90 · يُولَّد من صلاحيات الدور نفسِها — فلا يصف ما لا تملك.</w:t>
       </w:r>
     </w:p>
     <w:p>

--- a/docs/manuals/nusuk-manual-exec.docx
+++ b/docs/manuals/nusuk-manual-exec.docx
@@ -56,7 +56,7 @@
           <w:szCs w:val="20"/>
           <w:rtl/>
         </w:rPr>
-        <w:t xml:space="preserve">النسخة V15.90 · يُولَّد من صلاحيات الدور نفسِها — فلا يصف ما لا تملك.</w:t>
+        <w:t xml:space="preserve">النسخة V15.91 · يُولَّد من صلاحيات الدور نفسِها — فلا يصف ما لا تملك.</w:t>
       </w:r>
     </w:p>
     <w:p>

--- a/docs/manuals/nusuk-manual-exec.docx
+++ b/docs/manuals/nusuk-manual-exec.docx
@@ -56,7 +56,7 @@
           <w:szCs w:val="20"/>
           <w:rtl/>
         </w:rPr>
-        <w:t xml:space="preserve">النسخة V15.91 · يُولَّد من صلاحيات الدور نفسِها — فلا يصف ما لا تملك.</w:t>
+        <w:t xml:space="preserve">النسخة V15.92 · يُولَّد من صلاحيات الدور نفسِها — فلا يصف ما لا تملك.</w:t>
       </w:r>
     </w:p>
     <w:p>

--- a/docs/manuals/nusuk-manual-exec.docx
+++ b/docs/manuals/nusuk-manual-exec.docx
@@ -56,7 +56,7 @@
           <w:szCs w:val="20"/>
           <w:rtl/>
         </w:rPr>
-        <w:t xml:space="preserve">النسخة V15.92 · يُولَّد من صلاحيات الدور نفسِها — فلا يصف ما لا تملك.</w:t>
+        <w:t xml:space="preserve">النسخة V15.93 · يُولَّد من صلاحيات الدور نفسِها — فلا يصف ما لا تملك.</w:t>
       </w:r>
     </w:p>
     <w:p>

--- a/docs/manuals/nusuk-manual-exec.docx
+++ b/docs/manuals/nusuk-manual-exec.docx
@@ -56,7 +56,7 @@
           <w:szCs w:val="20"/>
           <w:rtl/>
         </w:rPr>
-        <w:t xml:space="preserve">النسخة V15.93 · يُولَّد من صلاحيات الدور نفسِها — فلا يصف ما لا تملك.</w:t>
+        <w:t xml:space="preserve">النسخة V15.94 · يُولَّد من صلاحيات الدور نفسِها — فلا يصف ما لا تملك.</w:t>
       </w:r>
     </w:p>
     <w:p>

--- a/docs/manuals/nusuk-manual-exec.docx
+++ b/docs/manuals/nusuk-manual-exec.docx
@@ -56,7 +56,7 @@
           <w:szCs w:val="20"/>
           <w:rtl/>
         </w:rPr>
-        <w:t xml:space="preserve">النسخة V15.94 · يُولَّد من صلاحيات الدور نفسِها — فلا يصف ما لا تملك.</w:t>
+        <w:t xml:space="preserve">النسخة V15.95 · يُولَّد من صلاحيات الدور نفسِها — فلا يصف ما لا تملك.</w:t>
       </w:r>
     </w:p>
     <w:p>

--- a/docs/manuals/nusuk-manual-exec.docx
+++ b/docs/manuals/nusuk-manual-exec.docx
@@ -56,7 +56,7 @@
           <w:szCs w:val="20"/>
           <w:rtl/>
         </w:rPr>
-        <w:t xml:space="preserve">النسخة V15.95 · يُولَّد من صلاحيات الدور نفسِها — فلا يصف ما لا تملك.</w:t>
+        <w:t xml:space="preserve">النسخة V15.96 · يُولَّد من صلاحيات الدور نفسِها — فلا يصف ما لا تملك.</w:t>
       </w:r>
     </w:p>
     <w:p>

--- a/docs/manuals/nusuk-manual-exec.docx
+++ b/docs/manuals/nusuk-manual-exec.docx
@@ -56,7 +56,7 @@
           <w:szCs w:val="20"/>
           <w:rtl/>
         </w:rPr>
-        <w:t xml:space="preserve">النسخة V15.96 · يُولَّد من صلاحيات الدور نفسِها — فلا يصف ما لا تملك.</w:t>
+        <w:t xml:space="preserve">النسخة V15.97 · يُولَّد من صلاحيات الدور نفسِها — فلا يصف ما لا تملك.</w:t>
       </w:r>
     </w:p>
     <w:p>

--- a/docs/manuals/nusuk-manual-exec.docx
+++ b/docs/manuals/nusuk-manual-exec.docx
@@ -56,7 +56,7 @@
           <w:szCs w:val="20"/>
           <w:rtl/>
         </w:rPr>
-        <w:t xml:space="preserve">النسخة V15.97 · يُولَّد من صلاحيات الدور نفسِها — فلا يصف ما لا تملك.</w:t>
+        <w:t xml:space="preserve">النسخة V15.98 · يُولَّد من صلاحيات الدور نفسِها — فلا يصف ما لا تملك.</w:t>
       </w:r>
     </w:p>
     <w:p>

--- a/docs/manuals/nusuk-manual-exec.docx
+++ b/docs/manuals/nusuk-manual-exec.docx
@@ -56,7 +56,7 @@
           <w:szCs w:val="20"/>
           <w:rtl/>
         </w:rPr>
-        <w:t xml:space="preserve">النسخة V15.98 · يُولَّد من صلاحيات الدور نفسِها — فلا يصف ما لا تملك.</w:t>
+        <w:t xml:space="preserve">النسخة V15.99 · يُولَّد من صلاحيات الدور نفسِها — فلا يصف ما لا تملك.</w:t>
       </w:r>
     </w:p>
     <w:p>

--- a/docs/manuals/nusuk-manual-exec.docx
+++ b/docs/manuals/nusuk-manual-exec.docx
@@ -56,7 +56,7 @@
           <w:szCs w:val="20"/>
           <w:rtl/>
         </w:rPr>
-        <w:t xml:space="preserve">النسخة V15.99 · يُولَّد من صلاحيات الدور نفسِها — فلا يصف ما لا تملك.</w:t>
+        <w:t xml:space="preserve">النسخة V16.0 · يُولَّد من صلاحيات الدور نفسِها — فلا يصف ما لا تملك.</w:t>
       </w:r>
     </w:p>
     <w:p>

--- a/docs/manuals/nusuk-manual-exec.docx
+++ b/docs/manuals/nusuk-manual-exec.docx
@@ -56,7 +56,7 @@
           <w:szCs w:val="20"/>
           <w:rtl/>
         </w:rPr>
-        <w:t xml:space="preserve">النسخة V16.0 · يُولَّد من صلاحيات الدور نفسِها — فلا يصف ما لا تملك.</w:t>
+        <w:t xml:space="preserve">النسخة V16.1 · يُولَّد من صلاحيات الدور نفسِها — فلا يصف ما لا تملك.</w:t>
       </w:r>
     </w:p>
     <w:p>

--- a/docs/manuals/nusuk-manual-exec.docx
+++ b/docs/manuals/nusuk-manual-exec.docx
@@ -56,7 +56,7 @@
           <w:szCs w:val="20"/>
           <w:rtl/>
         </w:rPr>
-        <w:t xml:space="preserve">النسخة V16.1 · يُولَّد من صلاحيات الدور نفسِها — فلا يصف ما لا تملك.</w:t>
+        <w:t xml:space="preserve">النسخة V16.2 · يُولَّد من صلاحيات الدور نفسِها — فلا يصف ما لا تملك.</w:t>
       </w:r>
     </w:p>
     <w:p>

--- a/docs/manuals/nusuk-manual-exec.docx
+++ b/docs/manuals/nusuk-manual-exec.docx
@@ -56,7 +56,7 @@
           <w:szCs w:val="20"/>
           <w:rtl/>
         </w:rPr>
-        <w:t xml:space="preserve">النسخة V16.2 · يُولَّد من صلاحيات الدور نفسِها — فلا يصف ما لا تملك.</w:t>
+        <w:t xml:space="preserve">النسخة V16.3 · يُولَّد من صلاحيات الدور نفسِها — فلا يصف ما لا تملك.</w:t>
       </w:r>
     </w:p>
     <w:p>

--- a/docs/manuals/nusuk-manual-exec.docx
+++ b/docs/manuals/nusuk-manual-exec.docx
@@ -56,7 +56,7 @@
           <w:szCs w:val="20"/>
           <w:rtl/>
         </w:rPr>
-        <w:t xml:space="preserve">النسخة V16.3 · يُولَّد من صلاحيات الدور نفسِها — فلا يصف ما لا تملك.</w:t>
+        <w:t xml:space="preserve">النسخة V16.4 · يُولَّد من صلاحيات الدور نفسِها — فلا يصف ما لا تملك.</w:t>
       </w:r>
     </w:p>
     <w:p>

--- a/docs/manuals/nusuk-manual-exec.docx
+++ b/docs/manuals/nusuk-manual-exec.docx
@@ -56,7 +56,7 @@
           <w:szCs w:val="20"/>
           <w:rtl/>
         </w:rPr>
-        <w:t xml:space="preserve">النسخة V16.4 · يُولَّد من صلاحيات الدور نفسِها — فلا يصف ما لا تملك.</w:t>
+        <w:t xml:space="preserve">النسخة V16.5 · يُولَّد من صلاحيات الدور نفسِها — فلا يصف ما لا تملك.</w:t>
       </w:r>
     </w:p>
     <w:p>

--- a/docs/manuals/nusuk-manual-exec.docx
+++ b/docs/manuals/nusuk-manual-exec.docx
@@ -56,7 +56,7 @@
           <w:szCs w:val="20"/>
           <w:rtl/>
         </w:rPr>
-        <w:t xml:space="preserve">النسخة V16.5 · يُولَّد من صلاحيات الدور نفسِها — فلا يصف ما لا تملك.</w:t>
+        <w:t xml:space="preserve">النسخة V16.6 · يُولَّد من صلاحيات الدور نفسِها — فلا يصف ما لا تملك.</w:t>
       </w:r>
     </w:p>
     <w:p>

--- a/docs/manuals/nusuk-manual-exec.docx
+++ b/docs/manuals/nusuk-manual-exec.docx
@@ -56,7 +56,7 @@
           <w:szCs w:val="20"/>
           <w:rtl/>
         </w:rPr>
-        <w:t xml:space="preserve">النسخة V16.6 · يُولَّد من صلاحيات الدور نفسِها — فلا يصف ما لا تملك.</w:t>
+        <w:t xml:space="preserve">النسخة V16.7 · يُولَّد من صلاحيات الدور نفسِها — فلا يصف ما لا تملك.</w:t>
       </w:r>
     </w:p>
     <w:p>

--- a/docs/manuals/nusuk-manual-exec.docx
+++ b/docs/manuals/nusuk-manual-exec.docx
@@ -56,7 +56,7 @@
           <w:szCs w:val="20"/>
           <w:rtl/>
         </w:rPr>
-        <w:t xml:space="preserve">النسخة V16.7 · يُولَّد من صلاحيات الدور نفسِها — فلا يصف ما لا تملك.</w:t>
+        <w:t xml:space="preserve">النسخة V16.8 · يُولَّد من صلاحيات الدور نفسِها — فلا يصف ما لا تملك.</w:t>
       </w:r>
     </w:p>
     <w:p>

--- a/docs/manuals/nusuk-manual-exec.docx
+++ b/docs/manuals/nusuk-manual-exec.docx
@@ -56,7 +56,7 @@
           <w:szCs w:val="20"/>
           <w:rtl/>
         </w:rPr>
-        <w:t xml:space="preserve">النسخة V16.8 · يُولَّد من صلاحيات الدور نفسِها — فلا يصف ما لا تملك.</w:t>
+        <w:t xml:space="preserve">النسخة V16.9 · يُولَّد من صلاحيات الدور نفسِها — فلا يصف ما لا تملك.</w:t>
       </w:r>
     </w:p>
     <w:p>

--- a/docs/manuals/nusuk-manual-exec.docx
+++ b/docs/manuals/nusuk-manual-exec.docx
@@ -56,7 +56,7 @@
           <w:szCs w:val="20"/>
           <w:rtl/>
         </w:rPr>
-        <w:t xml:space="preserve">النسخة V16.9 · يُولَّد من صلاحيات الدور نفسِها — فلا يصف ما لا تملك.</w:t>
+        <w:t xml:space="preserve">النسخة V16.10 · يُولَّد من صلاحيات الدور نفسِها — فلا يصف ما لا تملك.</w:t>
       </w:r>
     </w:p>
     <w:p>

--- a/docs/manuals/nusuk-manual-exec.docx
+++ b/docs/manuals/nusuk-manual-exec.docx
@@ -56,7 +56,7 @@
           <w:szCs w:val="20"/>
           <w:rtl/>
         </w:rPr>
-        <w:t xml:space="preserve">النسخة V16.10 · يُولَّد من صلاحيات الدور نفسِها — فلا يصف ما لا تملك.</w:t>
+        <w:t xml:space="preserve">النسخة V16.11 · يُولَّد من صلاحيات الدور نفسِها — فلا يصف ما لا تملك.</w:t>
       </w:r>
     </w:p>
     <w:p>

--- a/docs/manuals/nusuk-manual-exec.docx
+++ b/docs/manuals/nusuk-manual-exec.docx
@@ -56,7 +56,7 @@
           <w:szCs w:val="20"/>
           <w:rtl/>
         </w:rPr>
-        <w:t xml:space="preserve">النسخة V16.11 · يُولَّد من صلاحيات الدور نفسِها — فلا يصف ما لا تملك.</w:t>
+        <w:t xml:space="preserve">النسخة V16.12 · يُولَّد من صلاحيات الدور نفسِها — فلا يصف ما لا تملك.</w:t>
       </w:r>
     </w:p>
     <w:p>

--- a/docs/manuals/nusuk-manual-exec.docx
+++ b/docs/manuals/nusuk-manual-exec.docx
@@ -56,7 +56,7 @@
           <w:szCs w:val="20"/>
           <w:rtl/>
         </w:rPr>
-        <w:t xml:space="preserve">النسخة V16.12 · يُولَّد من صلاحيات الدور نفسِها — فلا يصف ما لا تملك.</w:t>
+        <w:t xml:space="preserve">النسخة V16.13 · يُولَّد من صلاحيات الدور نفسِها — فلا يصف ما لا تملك.</w:t>
       </w:r>
     </w:p>
     <w:p>

--- a/docs/manuals/nusuk-manual-exec.docx
+++ b/docs/manuals/nusuk-manual-exec.docx
@@ -56,7 +56,7 @@
           <w:szCs w:val="20"/>
           <w:rtl/>
         </w:rPr>
-        <w:t xml:space="preserve">النسخة V16.13 · يُولَّد من صلاحيات الدور نفسِها — فلا يصف ما لا تملك.</w:t>
+        <w:t xml:space="preserve">النسخة V16.14 · يُولَّد من صلاحيات الدور نفسِها — فلا يصف ما لا تملك.</w:t>
       </w:r>
     </w:p>
     <w:p>

--- a/docs/manuals/nusuk-manual-exec.docx
+++ b/docs/manuals/nusuk-manual-exec.docx
@@ -56,7 +56,7 @@
           <w:szCs w:val="20"/>
           <w:rtl/>
         </w:rPr>
-        <w:t xml:space="preserve">النسخة V16.14 · يُولَّد من صلاحيات الدور نفسِها — فلا يصف ما لا تملك.</w:t>
+        <w:t xml:space="preserve">النسخة V16.15 · يُولَّد من صلاحيات الدور نفسِها — فلا يصف ما لا تملك.</w:t>
       </w:r>
     </w:p>
     <w:p>

--- a/docs/manuals/nusuk-manual-exec.docx
+++ b/docs/manuals/nusuk-manual-exec.docx
@@ -56,7 +56,7 @@
           <w:szCs w:val="20"/>
           <w:rtl/>
         </w:rPr>
-        <w:t xml:space="preserve">النسخة V16.15 · يُولَّد من صلاحيات الدور نفسِها — فلا يصف ما لا تملك.</w:t>
+        <w:t xml:space="preserve">النسخة V16.16 · يُولَّد من صلاحيات الدور نفسِها — فلا يصف ما لا تملك.</w:t>
       </w:r>
     </w:p>
     <w:p>

--- a/docs/manuals/nusuk-manual-exec.docx
+++ b/docs/manuals/nusuk-manual-exec.docx
@@ -56,7 +56,7 @@
           <w:szCs w:val="20"/>
           <w:rtl/>
         </w:rPr>
-        <w:t xml:space="preserve">النسخة V16.16 · يُولَّد من صلاحيات الدور نفسِها — فلا يصف ما لا تملك.</w:t>
+        <w:t xml:space="preserve">النسخة V16.17 · يُولَّد من صلاحيات الدور نفسِها — فلا يصف ما لا تملك.</w:t>
       </w:r>
     </w:p>
     <w:p>

--- a/docs/manuals/nusuk-manual-exec.docx
+++ b/docs/manuals/nusuk-manual-exec.docx
@@ -56,7 +56,7 @@
           <w:szCs w:val="20"/>
           <w:rtl/>
         </w:rPr>
-        <w:t xml:space="preserve">النسخة V16.17 · يُولَّد من صلاحيات الدور نفسِها — فلا يصف ما لا تملك.</w:t>
+        <w:t xml:space="preserve">النسخة V16.18 · يُولَّد من صلاحيات الدور نفسِها — فلا يصف ما لا تملك.</w:t>
       </w:r>
     </w:p>
     <w:p>

--- a/docs/manuals/nusuk-manual-exec.docx
+++ b/docs/manuals/nusuk-manual-exec.docx
@@ -56,7 +56,7 @@
           <w:szCs w:val="20"/>
           <w:rtl/>
         </w:rPr>
-        <w:t xml:space="preserve">النسخة V16.18 · يُولَّد من صلاحيات الدور نفسِها — فلا يصف ما لا تملك.</w:t>
+        <w:t xml:space="preserve">النسخة V16.19 · يُولَّد من صلاحيات الدور نفسِها — فلا يصف ما لا تملك.</w:t>
       </w:r>
     </w:p>
     <w:p>
@@ -1087,7 +1087,7 @@
           <w:szCs w:val="24"/>
           <w:rtl/>
         </w:rPr>
-        <w:t xml:space="preserve">الطلبات والمسح</w:t>
+        <w:t xml:space="preserve">الميدان</w:t>
       </w:r>
     </w:p>
     <w:tbl>

--- a/docs/manuals/nusuk-manual-exec.docx
+++ b/docs/manuals/nusuk-manual-exec.docx
@@ -56,7 +56,7 @@
           <w:szCs w:val="20"/>
           <w:rtl/>
         </w:rPr>
-        <w:t xml:space="preserve">النسخة V16.19 · يُولَّد من صلاحيات الدور نفسِها — فلا يصف ما لا تملك.</w:t>
+        <w:t xml:space="preserve">النسخة V16.20 · يُولَّد من صلاحيات الدور نفسِها — فلا يصف ما لا تملك.</w:t>
       </w:r>
     </w:p>
     <w:p>

--- a/docs/manuals/nusuk-manual-exec.docx
+++ b/docs/manuals/nusuk-manual-exec.docx
@@ -56,7 +56,7 @@
           <w:szCs w:val="20"/>
           <w:rtl/>
         </w:rPr>
-        <w:t xml:space="preserve">النسخة V16.20 · يُولَّد من صلاحيات الدور نفسِها — فلا يصف ما لا تملك.</w:t>
+        <w:t xml:space="preserve">النسخة V16.21 · يُولَّد من صلاحيات الدور نفسِها — فلا يصف ما لا تملك.</w:t>
       </w:r>
     </w:p>
     <w:p>

--- a/docs/manuals/nusuk-manual-exec.docx
+++ b/docs/manuals/nusuk-manual-exec.docx
@@ -56,7 +56,7 @@
           <w:szCs w:val="20"/>
           <w:rtl/>
         </w:rPr>
-        <w:t xml:space="preserve">النسخة V16.21 · يُولَّد من صلاحيات الدور نفسِها — فلا يصف ما لا تملك.</w:t>
+        <w:t xml:space="preserve">النسخة V16.22 · يُولَّد من صلاحيات الدور نفسِها — فلا يصف ما لا تملك.</w:t>
       </w:r>
     </w:p>
     <w:p>

--- a/docs/manuals/nusuk-manual-exec.docx
+++ b/docs/manuals/nusuk-manual-exec.docx
@@ -56,7 +56,7 @@
           <w:szCs w:val="20"/>
           <w:rtl/>
         </w:rPr>
-        <w:t xml:space="preserve">النسخة V16.22 · يُولَّد من صلاحيات الدور نفسِها — فلا يصف ما لا تملك.</w:t>
+        <w:t xml:space="preserve">النسخة V16.23 · يُولَّد من صلاحيات الدور نفسِها — فلا يصف ما لا تملك.</w:t>
       </w:r>
     </w:p>
     <w:p>

--- a/docs/manuals/nusuk-manual-exec.docx
+++ b/docs/manuals/nusuk-manual-exec.docx
@@ -56,7 +56,7 @@
           <w:szCs w:val="20"/>
           <w:rtl/>
         </w:rPr>
-        <w:t xml:space="preserve">النسخة V16.23 · يُولَّد من صلاحيات الدور نفسِها — فلا يصف ما لا تملك.</w:t>
+        <w:t xml:space="preserve">النسخة V16.24 · يُولَّد من صلاحيات الدور نفسِها — فلا يصف ما لا تملك.</w:t>
       </w:r>
     </w:p>
     <w:p>

--- a/docs/manuals/nusuk-manual-exec.docx
+++ b/docs/manuals/nusuk-manual-exec.docx
@@ -56,7 +56,7 @@
           <w:szCs w:val="20"/>
           <w:rtl/>
         </w:rPr>
-        <w:t xml:space="preserve">النسخة V16.24 · يُولَّد من صلاحيات الدور نفسِها — فلا يصف ما لا تملك.</w:t>
+        <w:t xml:space="preserve">النسخة V16.25 · يُولَّد من صلاحيات الدور نفسِها — فلا يصف ما لا تملك.</w:t>
       </w:r>
     </w:p>
     <w:p>
@@ -336,7 +336,7 @@
           <w:szCs w:val="26"/>
           <w:rtl/>
         </w:rPr>
-        <w:t xml:space="preserve">شاشاتك — 16</w:t>
+        <w:t xml:space="preserve">شاشاتك — 21</w:t>
       </w:r>
     </w:p>
     <w:p>
@@ -373,7 +373,7 @@
           <w:szCs w:val="24"/>
           <w:rtl/>
         </w:rPr>
-        <w:t xml:space="preserve">المتابعة</w:t>
+        <w:t xml:space="preserve">الميدان</w:t>
       </w:r>
     </w:p>
     <w:tbl>
@@ -462,305 +462,259 @@
                 <w:szCs w:val="20"/>
                 <w:rtl/>
               </w:rPr>
-              <w:t xml:space="preserve">التقارير التنفيذية ← اللوحة التنفيذية</w:t>
-            </w:r>
-          </w:p>
-        </w:tc>
-        <w:tc>
-          <w:tcPr>
-            <w:tcW w:type="dxa" w:w="6400"/>
-          </w:tcPr>
-          <w:p>
-            <w:pPr>
-              <w:bidi/>
-              <w:jc w:val="start"/>
-            </w:pPr>
-            <w:r>
-              <w:rPr>
-                <w:rFonts w:ascii="Arial" w:cs="Arial" w:eastAsia="Arial" w:hAnsi="Arial"/>
-                <w:b w:val="false"/>
-                <w:bCs w:val="false"/>
-                <w:sz w:val="20"/>
-                <w:szCs w:val="20"/>
-                <w:rtl/>
-              </w:rPr>
-              <w:t xml:space="preserve">ما يحتاجه القرار في شاشةٍ واحدة.</w:t>
-            </w:r>
-          </w:p>
-        </w:tc>
-      </w:tr>
-      <w:tr>
-        <w:tc>
-          <w:tcPr>
-            <w:tcW w:type="dxa" w:w="2600"/>
-          </w:tcPr>
-          <w:p>
-            <w:pPr>
-              <w:bidi/>
-              <w:jc w:val="start"/>
-            </w:pPr>
-            <w:r>
-              <w:rPr>
-                <w:rFonts w:ascii="Arial" w:cs="Arial" w:eastAsia="Arial" w:hAnsi="Arial"/>
-                <w:b w:val="false"/>
-                <w:bCs w:val="false"/>
-                <w:sz w:val="20"/>
-                <w:szCs w:val="20"/>
-                <w:rtl/>
-              </w:rPr>
-              <w:t xml:space="preserve">نظرة عامة ← الصورة العامة</w:t>
-            </w:r>
-          </w:p>
-        </w:tc>
-        <w:tc>
-          <w:tcPr>
-            <w:tcW w:type="dxa" w:w="6400"/>
-          </w:tcPr>
-          <w:p>
-            <w:pPr>
-              <w:bidi/>
-              <w:jc w:val="start"/>
-            </w:pPr>
-            <w:r>
-              <w:rPr>
-                <w:rFonts w:ascii="Arial" w:cs="Arial" w:eastAsia="Arial" w:hAnsi="Arial"/>
-                <w:b w:val="false"/>
-                <w:bCs w:val="false"/>
-                <w:sz w:val="20"/>
-                <w:szCs w:val="20"/>
-                <w:rtl/>
-              </w:rPr>
-              <w:t xml:space="preserve">الصورة التنفيذية لحظيًّا — تُحدَّث مع كل عملية ميدانية.</w:t>
-            </w:r>
-          </w:p>
-        </w:tc>
-      </w:tr>
-      <w:tr>
-        <w:tc>
-          <w:tcPr>
-            <w:tcW w:type="dxa" w:w="2600"/>
-          </w:tcPr>
-          <w:p>
-            <w:pPr>
-              <w:bidi/>
-              <w:jc w:val="start"/>
-            </w:pPr>
-            <w:r>
-              <w:rPr>
-                <w:rFonts w:ascii="Arial" w:cs="Arial" w:eastAsia="Arial" w:hAnsi="Arial"/>
-                <w:b w:val="false"/>
-                <w:bCs w:val="false"/>
-                <w:sz w:val="20"/>
-                <w:szCs w:val="20"/>
-                <w:rtl/>
-              </w:rPr>
-              <w:t xml:space="preserve">نظرة عامة ← أمس · الآن · غدًا</w:t>
-            </w:r>
-          </w:p>
-        </w:tc>
-        <w:tc>
-          <w:tcPr>
-            <w:tcW w:type="dxa" w:w="6400"/>
-          </w:tcPr>
-          <w:p>
-            <w:pPr>
-              <w:bidi/>
-              <w:jc w:val="start"/>
-            </w:pPr>
-            <w:r>
-              <w:rPr>
-                <w:rFonts w:ascii="Arial" w:cs="Arial" w:eastAsia="Arial" w:hAnsi="Arial"/>
-                <w:b w:val="false"/>
-                <w:bCs w:val="false"/>
-                <w:sz w:val="20"/>
-                <w:szCs w:val="20"/>
-                <w:rtl/>
-              </w:rPr>
-              <w:t xml:space="preserve">ما انتهى، وما يجري الآن ومن يفعله وأين، وما هو مجدولٌ لغد.</w:t>
-            </w:r>
-          </w:p>
-        </w:tc>
-      </w:tr>
-      <w:tr>
-        <w:tc>
-          <w:tcPr>
-            <w:tcW w:type="dxa" w:w="2600"/>
-          </w:tcPr>
-          <w:p>
-            <w:pPr>
-              <w:bidi/>
-              <w:jc w:val="start"/>
-            </w:pPr>
-            <w:r>
-              <w:rPr>
-                <w:rFonts w:ascii="Arial" w:cs="Arial" w:eastAsia="Arial" w:hAnsi="Arial"/>
-                <w:b w:val="false"/>
-                <w:bCs w:val="false"/>
-                <w:sz w:val="20"/>
-                <w:szCs w:val="20"/>
-                <w:rtl/>
-              </w:rPr>
-              <w:t xml:space="preserve">نظرة عامة ← الوتيرة والهدف</w:t>
-            </w:r>
-          </w:p>
-        </w:tc>
-        <w:tc>
-          <w:tcPr>
-            <w:tcW w:type="dxa" w:w="6400"/>
-          </w:tcPr>
-          <w:p>
-            <w:pPr>
-              <w:bidi/>
-              <w:jc w:val="start"/>
-            </w:pPr>
-            <w:r>
-              <w:rPr>
-                <w:rFonts w:ascii="Arial" w:cs="Arial" w:eastAsia="Arial" w:hAnsi="Arial"/>
-                <w:b w:val="false"/>
-                <w:bCs w:val="false"/>
-                <w:sz w:val="20"/>
-                <w:szCs w:val="20"/>
-                <w:rtl/>
-              </w:rPr>
-              <w:t xml:space="preserve">المطلوب يوميًّا لبلوغ الموعد، وتاريخ الانتهاء المتوقع.</w:t>
-            </w:r>
-          </w:p>
-        </w:tc>
-      </w:tr>
-      <w:tr>
-        <w:tc>
-          <w:tcPr>
-            <w:tcW w:type="dxa" w:w="2600"/>
-          </w:tcPr>
-          <w:p>
-            <w:pPr>
-              <w:bidi/>
-              <w:jc w:val="start"/>
-            </w:pPr>
-            <w:r>
-              <w:rPr>
-                <w:rFonts w:ascii="Arial" w:cs="Arial" w:eastAsia="Arial" w:hAnsi="Arial"/>
-                <w:b w:val="false"/>
-                <w:bCs w:val="false"/>
-                <w:sz w:val="20"/>
-                <w:szCs w:val="20"/>
-                <w:rtl/>
-              </w:rPr>
-              <w:t xml:space="preserve">التقارير التنفيذية ← الملخّص المالي</w:t>
-            </w:r>
-          </w:p>
-        </w:tc>
-        <w:tc>
-          <w:tcPr>
-            <w:tcW w:type="dxa" w:w="6400"/>
-          </w:tcPr>
-          <w:p>
-            <w:pPr>
-              <w:bidi/>
-              <w:jc w:val="start"/>
-            </w:pPr>
-            <w:r>
-              <w:rPr>
-                <w:rFonts w:ascii="Arial" w:cs="Arial" w:eastAsia="Arial" w:hAnsi="Arial"/>
-                <w:b w:val="false"/>
-                <w:bCs w:val="false"/>
-                <w:sz w:val="20"/>
-                <w:szCs w:val="20"/>
-                <w:rtl/>
-              </w:rPr>
-              <w:t xml:space="preserve">المنصرفُ من الميزانية بأبوابه — بلا مورّدين ولا فواتير.</w:t>
-            </w:r>
-          </w:p>
-        </w:tc>
-      </w:tr>
-      <w:tr>
-        <w:tc>
-          <w:tcPr>
-            <w:tcW w:type="dxa" w:w="2600"/>
-          </w:tcPr>
-          <w:p>
-            <w:pPr>
-              <w:bidi/>
-              <w:jc w:val="start"/>
-            </w:pPr>
-            <w:r>
-              <w:rPr>
-                <w:rFonts w:ascii="Arial" w:cs="Arial" w:eastAsia="Arial" w:hAnsi="Arial"/>
-                <w:b w:val="false"/>
-                <w:bCs w:val="false"/>
-                <w:sz w:val="20"/>
-                <w:szCs w:val="20"/>
-                <w:rtl/>
-              </w:rPr>
-              <w:t xml:space="preserve">التقارير التنفيذية ← مركز التقارير</w:t>
-            </w:r>
-          </w:p>
-        </w:tc>
-        <w:tc>
-          <w:tcPr>
-            <w:tcW w:type="dxa" w:w="6400"/>
-          </w:tcPr>
-          <w:p>
-            <w:pPr>
-              <w:bidi/>
-              <w:jc w:val="start"/>
-            </w:pPr>
-            <w:r>
-              <w:rPr>
-                <w:rFonts w:ascii="Arial" w:cs="Arial" w:eastAsia="Arial" w:hAnsi="Arial"/>
-                <w:b w:val="false"/>
-                <w:bCs w:val="false"/>
-                <w:sz w:val="20"/>
-                <w:szCs w:val="20"/>
-                <w:rtl/>
-              </w:rPr>
-              <w:t xml:space="preserve">كلُّ تقريرٍ بمن يستقبله ودوريّته ومحتواه — يُولَّد بضغطة.</w:t>
-            </w:r>
-          </w:p>
-        </w:tc>
-      </w:tr>
-      <w:tr>
-        <w:tc>
-          <w:tcPr>
-            <w:tcW w:type="dxa" w:w="2600"/>
-          </w:tcPr>
-          <w:p>
-            <w:pPr>
-              <w:bidi/>
-              <w:jc w:val="start"/>
-            </w:pPr>
-            <w:r>
-              <w:rPr>
-                <w:rFonts w:ascii="Arial" w:cs="Arial" w:eastAsia="Arial" w:hAnsi="Arial"/>
-                <w:b w:val="false"/>
-                <w:bCs w:val="false"/>
-                <w:sz w:val="20"/>
-                <w:szCs w:val="20"/>
-                <w:rtl/>
-              </w:rPr>
-              <w:t xml:space="preserve">نظرة عامة ← حسب المشعر والنوع</w:t>
-            </w:r>
-          </w:p>
-        </w:tc>
-        <w:tc>
-          <w:tcPr>
-            <w:tcW w:type="dxa" w:w="6400"/>
-          </w:tcPr>
-          <w:p>
-            <w:pPr>
-              <w:bidi/>
-              <w:jc w:val="start"/>
-            </w:pPr>
-            <w:r>
-              <w:rPr>
-                <w:rFonts w:ascii="Arial" w:cs="Arial" w:eastAsia="Arial" w:hAnsi="Arial"/>
-                <w:b w:val="false"/>
-                <w:bCs w:val="false"/>
-                <w:sz w:val="20"/>
-                <w:szCs w:val="20"/>
-                <w:rtl/>
-              </w:rPr>
-              <w:t xml:space="preserve">التوزيع الكامل بالنسب.</w:t>
+              <w:t xml:space="preserve">شغلي ← مهامي</w:t>
+            </w:r>
+          </w:p>
+        </w:tc>
+        <w:tc>
+          <w:tcPr>
+            <w:tcW w:type="dxa" w:w="6400"/>
+          </w:tcPr>
+          <w:p>
+            <w:pPr>
+              <w:bidi/>
+              <w:jc w:val="start"/>
+            </w:pPr>
+            <w:r>
+              <w:rPr>
+                <w:rFonts w:ascii="Arial" w:cs="Arial" w:eastAsia="Arial" w:hAnsi="Arial"/>
+                <w:b w:val="false"/>
+                <w:bCs w:val="false"/>
+                <w:sz w:val="20"/>
+                <w:szCs w:val="20"/>
+                <w:rtl/>
+              </w:rPr>
+              <w:t xml:space="preserve">ما أُسند إليك — وحالةُ كلِّ زيارةٍ منها.</w:t>
+            </w:r>
+          </w:p>
+        </w:tc>
+      </w:tr>
+      <w:tr>
+        <w:tc>
+          <w:tcPr>
+            <w:tcW w:type="dxa" w:w="2600"/>
+          </w:tcPr>
+          <w:p>
+            <w:pPr>
+              <w:bidi/>
+              <w:jc w:val="start"/>
+            </w:pPr>
+            <w:r>
+              <w:rPr>
+                <w:rFonts w:ascii="Arial" w:cs="Arial" w:eastAsia="Arial" w:hAnsi="Arial"/>
+                <w:b w:val="false"/>
+                <w:bCs w:val="false"/>
+                <w:sz w:val="20"/>
+                <w:szCs w:val="20"/>
+                <w:rtl/>
+              </w:rPr>
+              <w:t xml:space="preserve">شغلي ← لوحة الفريق</w:t>
+            </w:r>
+          </w:p>
+        </w:tc>
+        <w:tc>
+          <w:tcPr>
+            <w:tcW w:type="dxa" w:w="6400"/>
+          </w:tcPr>
+          <w:p>
+            <w:pPr>
+              <w:bidi/>
+              <w:jc w:val="start"/>
+            </w:pPr>
+            <w:r>
+              <w:rPr>
+                <w:rFonts w:ascii="Arial" w:cs="Arial" w:eastAsia="Arial" w:hAnsi="Arial"/>
+                <w:b w:val="false"/>
+                <w:bCs w:val="false"/>
+                <w:sz w:val="20"/>
+                <w:szCs w:val="20"/>
+                <w:rtl/>
+              </w:rPr>
+              <w:t xml:space="preserve">من تحتك في شاشةٍ واحدة: ما أُسند لكلٍّ، وما أنجزه اليوم، وما ينتظر اعتمادك، وآخر ظهور.</w:t>
+            </w:r>
+          </w:p>
+        </w:tc>
+      </w:tr>
+      <w:tr>
+        <w:tc>
+          <w:tcPr>
+            <w:tcW w:type="dxa" w:w="2600"/>
+          </w:tcPr>
+          <w:p>
+            <w:pPr>
+              <w:bidi/>
+              <w:jc w:val="start"/>
+            </w:pPr>
+            <w:r>
+              <w:rPr>
+                <w:rFonts w:ascii="Arial" w:cs="Arial" w:eastAsia="Arial" w:hAnsi="Arial"/>
+                <w:b w:val="false"/>
+                <w:bCs w:val="false"/>
+                <w:sz w:val="20"/>
+                <w:szCs w:val="20"/>
+                <w:rtl/>
+              </w:rPr>
+              <w:t xml:space="preserve">دورة النقطة ← عدم المطابقة</w:t>
+            </w:r>
+          </w:p>
+        </w:tc>
+        <w:tc>
+          <w:tcPr>
+            <w:tcW w:type="dxa" w:w="6400"/>
+          </w:tcPr>
+          <w:p>
+            <w:pPr>
+              <w:bidi/>
+              <w:jc w:val="start"/>
+            </w:pPr>
+            <w:r>
+              <w:rPr>
+                <w:rFonts w:ascii="Arial" w:cs="Arial" w:eastAsia="Arial" w:hAnsi="Arial"/>
+                <w:b w:val="false"/>
+                <w:bCs w:val="false"/>
+                <w:sz w:val="20"/>
+                <w:szCs w:val="20"/>
+                <w:rtl/>
+              </w:rPr>
+              <w:t xml:space="preserve">ما خالف المواصفة — وإجراؤه التصحيحي حتى الإغلاق.</w:t>
+            </w:r>
+          </w:p>
+        </w:tc>
+      </w:tr>
+      <w:tr>
+        <w:tc>
+          <w:tcPr>
+            <w:tcW w:type="dxa" w:w="2600"/>
+          </w:tcPr>
+          <w:p>
+            <w:pPr>
+              <w:bidi/>
+              <w:jc w:val="start"/>
+            </w:pPr>
+            <w:r>
+              <w:rPr>
+                <w:rFonts w:ascii="Arial" w:cs="Arial" w:eastAsia="Arial" w:hAnsi="Arial"/>
+                <w:b w:val="false"/>
+                <w:bCs w:val="false"/>
+                <w:sz w:val="20"/>
+                <w:szCs w:val="20"/>
+                <w:rtl/>
+              </w:rPr>
+              <w:t xml:space="preserve">شغلي ← أدائي</w:t>
+            </w:r>
+          </w:p>
+        </w:tc>
+        <w:tc>
+          <w:tcPr>
+            <w:tcW w:type="dxa" w:w="6400"/>
+          </w:tcPr>
+          <w:p>
+            <w:pPr>
+              <w:bidi/>
+              <w:jc w:val="start"/>
+            </w:pPr>
+            <w:r>
+              <w:rPr>
+                <w:rFonts w:ascii="Arial" w:cs="Arial" w:eastAsia="Arial" w:hAnsi="Arial"/>
+                <w:b w:val="false"/>
+                <w:bCs w:val="false"/>
+                <w:sz w:val="20"/>
+                <w:szCs w:val="20"/>
+                <w:rtl/>
+              </w:rPr>
+              <w:t xml:space="preserve">نقاطُك وترتيبُك ومستحقُّك.</w:t>
+            </w:r>
+          </w:p>
+        </w:tc>
+      </w:tr>
+      <w:tr>
+        <w:tc>
+          <w:tcPr>
+            <w:tcW w:type="dxa" w:w="2600"/>
+          </w:tcPr>
+          <w:p>
+            <w:pPr>
+              <w:bidi/>
+              <w:jc w:val="start"/>
+            </w:pPr>
+            <w:r>
+              <w:rPr>
+                <w:rFonts w:ascii="Arial" w:cs="Arial" w:eastAsia="Arial" w:hAnsi="Arial"/>
+                <w:b w:val="false"/>
+                <w:bCs w:val="false"/>
+                <w:sz w:val="20"/>
+                <w:szCs w:val="20"/>
+                <w:rtl/>
+              </w:rPr>
+              <w:t xml:space="preserve">شغلي ← فريقي</w:t>
+            </w:r>
+          </w:p>
+        </w:tc>
+        <w:tc>
+          <w:tcPr>
+            <w:tcW w:type="dxa" w:w="6400"/>
+          </w:tcPr>
+          <w:p>
+            <w:pPr>
+              <w:bidi/>
+              <w:jc w:val="start"/>
+            </w:pPr>
+            <w:r>
+              <w:rPr>
+                <w:rFonts w:ascii="Arial" w:cs="Arial" w:eastAsia="Arial" w:hAnsi="Arial"/>
+                <w:b w:val="false"/>
+                <w:bCs w:val="false"/>
+                <w:sz w:val="20"/>
+                <w:szCs w:val="20"/>
+                <w:rtl/>
+              </w:rPr>
+              <w:t xml:space="preserve">من تحتك ونقاطُهم.</w:t>
+            </w:r>
+          </w:p>
+        </w:tc>
+      </w:tr>
+      <w:tr>
+        <w:tc>
+          <w:tcPr>
+            <w:tcW w:type="dxa" w:w="2600"/>
+          </w:tcPr>
+          <w:p>
+            <w:pPr>
+              <w:bidi/>
+              <w:jc w:val="start"/>
+            </w:pPr>
+            <w:r>
+              <w:rPr>
+                <w:rFonts w:ascii="Arial" w:cs="Arial" w:eastAsia="Arial" w:hAnsi="Arial"/>
+                <w:b w:val="false"/>
+                <w:bCs w:val="false"/>
+                <w:sz w:val="20"/>
+                <w:szCs w:val="20"/>
+                <w:rtl/>
+              </w:rPr>
+              <w:t xml:space="preserve">شغلي ← شغل فريقي</w:t>
+            </w:r>
+          </w:p>
+        </w:tc>
+        <w:tc>
+          <w:tcPr>
+            <w:tcW w:type="dxa" w:w="6400"/>
+          </w:tcPr>
+          <w:p>
+            <w:pPr>
+              <w:bidi/>
+              <w:jc w:val="start"/>
+            </w:pPr>
+            <w:r>
+              <w:rPr>
+                <w:rFonts w:ascii="Arial" w:cs="Arial" w:eastAsia="Arial" w:hAnsi="Arial"/>
+                <w:b w:val="false"/>
+                <w:bCs w:val="false"/>
+                <w:sz w:val="20"/>
+                <w:szCs w:val="20"/>
+                <w:rtl/>
+              </w:rPr>
+              <w:t xml:space="preserve">ما على فريقك الميداني من عمل.</w:t>
             </w:r>
           </w:p>
         </w:tc>
@@ -799,7 +753,7 @@
           <w:szCs w:val="24"/>
           <w:rtl/>
         </w:rPr>
-        <w:t xml:space="preserve">التخطيط</w:t>
+        <w:t xml:space="preserve">المتابعة</w:t>
       </w:r>
     </w:p>
     <w:tbl>
@@ -888,167 +842,305 @@
                 <w:szCs w:val="20"/>
                 <w:rtl/>
               </w:rPr>
-              <w:t xml:space="preserve">التخطيط والمخاطر ← المعالم والتسليم</w:t>
-            </w:r>
-          </w:p>
-        </w:tc>
-        <w:tc>
-          <w:tcPr>
-            <w:tcW w:type="dxa" w:w="6400"/>
-          </w:tcPr>
-          <w:p>
-            <w:pPr>
-              <w:bidi/>
-              <w:jc w:val="start"/>
-            </w:pPr>
-            <w:r>
-              <w:rPr>
-                <w:rFonts w:ascii="Arial" w:cs="Arial" w:eastAsia="Arial" w:hAnsi="Arial"/>
-                <w:b w:val="false"/>
-                <w:bCs w:val="false"/>
-                <w:sz w:val="20"/>
-                <w:szCs w:val="20"/>
-                <w:rtl/>
-              </w:rPr>
-              <w:t xml:space="preserve">محطّاتُ المشروع وأوزانُها وما اعتمد عليه كلٌّ منها.</w:t>
-            </w:r>
-          </w:p>
-        </w:tc>
-      </w:tr>
-      <w:tr>
-        <w:tc>
-          <w:tcPr>
-            <w:tcW w:type="dxa" w:w="2600"/>
-          </w:tcPr>
-          <w:p>
-            <w:pPr>
-              <w:bidi/>
-              <w:jc w:val="start"/>
-            </w:pPr>
-            <w:r>
-              <w:rPr>
-                <w:rFonts w:ascii="Arial" w:cs="Arial" w:eastAsia="Arial" w:hAnsi="Arial"/>
-                <w:b w:val="false"/>
-                <w:bCs w:val="false"/>
-                <w:sz w:val="20"/>
-                <w:szCs w:val="20"/>
-                <w:rtl/>
-              </w:rPr>
-              <w:t xml:space="preserve">التخطيط والمخاطر ← خط الأساس والقيمة</w:t>
-            </w:r>
-          </w:p>
-        </w:tc>
-        <w:tc>
-          <w:tcPr>
-            <w:tcW w:type="dxa" w:w="6400"/>
-          </w:tcPr>
-          <w:p>
-            <w:pPr>
-              <w:bidi/>
-              <w:jc w:val="start"/>
-            </w:pPr>
-            <w:r>
-              <w:rPr>
-                <w:rFonts w:ascii="Arial" w:cs="Arial" w:eastAsia="Arial" w:hAnsi="Arial"/>
-                <w:b w:val="false"/>
-                <w:bCs w:val="false"/>
-                <w:sz w:val="20"/>
-                <w:szCs w:val="20"/>
-                <w:rtl/>
-              </w:rPr>
-              <w:t xml:space="preserve">أين نحن من المخطَّط — بلغةِ التقارير المعتمدة.</w:t>
-            </w:r>
-          </w:p>
-        </w:tc>
-      </w:tr>
-      <w:tr>
-        <w:tc>
-          <w:tcPr>
-            <w:tcW w:type="dxa" w:w="2600"/>
-          </w:tcPr>
-          <w:p>
-            <w:pPr>
-              <w:bidi/>
-              <w:jc w:val="start"/>
-            </w:pPr>
-            <w:r>
-              <w:rPr>
-                <w:rFonts w:ascii="Arial" w:cs="Arial" w:eastAsia="Arial" w:hAnsi="Arial"/>
-                <w:b w:val="false"/>
-                <w:bCs w:val="false"/>
-                <w:sz w:val="20"/>
-                <w:szCs w:val="20"/>
-                <w:rtl/>
-              </w:rPr>
-              <w:t xml:space="preserve">التخطيط والمخاطر ← سجل المخاطر</w:t>
-            </w:r>
-          </w:p>
-        </w:tc>
-        <w:tc>
-          <w:tcPr>
-            <w:tcW w:type="dxa" w:w="6400"/>
-          </w:tcPr>
-          <w:p>
-            <w:pPr>
-              <w:bidi/>
-              <w:jc w:val="start"/>
-            </w:pPr>
-            <w:r>
-              <w:rPr>
-                <w:rFonts w:ascii="Arial" w:cs="Arial" w:eastAsia="Arial" w:hAnsi="Arial"/>
-                <w:b w:val="false"/>
-                <w:bCs w:val="false"/>
-                <w:sz w:val="20"/>
-                <w:szCs w:val="20"/>
-                <w:rtl/>
-              </w:rPr>
-              <w:t xml:space="preserve">ما قد يقع، واحتمالُه وأثرُه، ومن يملك الردَّ عليه.</w:t>
-            </w:r>
-          </w:p>
-        </w:tc>
-      </w:tr>
-      <w:tr>
-        <w:tc>
-          <w:tcPr>
-            <w:tcW w:type="dxa" w:w="2600"/>
-          </w:tcPr>
-          <w:p>
-            <w:pPr>
-              <w:bidi/>
-              <w:jc w:val="start"/>
-            </w:pPr>
-            <w:r>
-              <w:rPr>
-                <w:rFonts w:ascii="Arial" w:cs="Arial" w:eastAsia="Arial" w:hAnsi="Arial"/>
-                <w:b w:val="false"/>
-                <w:bCs w:val="false"/>
-                <w:sz w:val="20"/>
-                <w:szCs w:val="20"/>
-                <w:rtl/>
-              </w:rPr>
-              <w:t xml:space="preserve">التخطيط والمخاطر ← ضبط التغيير</w:t>
-            </w:r>
-          </w:p>
-        </w:tc>
-        <w:tc>
-          <w:tcPr>
-            <w:tcW w:type="dxa" w:w="6400"/>
-          </w:tcPr>
-          <w:p>
-            <w:pPr>
-              <w:bidi/>
-              <w:jc w:val="start"/>
-            </w:pPr>
-            <w:r>
-              <w:rPr>
-                <w:rFonts w:ascii="Arial" w:cs="Arial" w:eastAsia="Arial" w:hAnsi="Arial"/>
-                <w:b w:val="false"/>
-                <w:bCs w:val="false"/>
-                <w:sz w:val="20"/>
-                <w:szCs w:val="20"/>
-                <w:rtl/>
-              </w:rPr>
-              <w:t xml:space="preserve">لا يُمسّ خطُّ الأساس إلا بطلبٍ يُوثَّق ويُقيَّم ويُعتمَد.</w:t>
+              <w:t xml:space="preserve">التقارير التنفيذية ← اللوحة التنفيذية</w:t>
+            </w:r>
+          </w:p>
+        </w:tc>
+        <w:tc>
+          <w:tcPr>
+            <w:tcW w:type="dxa" w:w="6400"/>
+          </w:tcPr>
+          <w:p>
+            <w:pPr>
+              <w:bidi/>
+              <w:jc w:val="start"/>
+            </w:pPr>
+            <w:r>
+              <w:rPr>
+                <w:rFonts w:ascii="Arial" w:cs="Arial" w:eastAsia="Arial" w:hAnsi="Arial"/>
+                <w:b w:val="false"/>
+                <w:bCs w:val="false"/>
+                <w:sz w:val="20"/>
+                <w:szCs w:val="20"/>
+                <w:rtl/>
+              </w:rPr>
+              <w:t xml:space="preserve">ما يحتاجه القرار في شاشةٍ واحدة.</w:t>
+            </w:r>
+          </w:p>
+        </w:tc>
+      </w:tr>
+      <w:tr>
+        <w:tc>
+          <w:tcPr>
+            <w:tcW w:type="dxa" w:w="2600"/>
+          </w:tcPr>
+          <w:p>
+            <w:pPr>
+              <w:bidi/>
+              <w:jc w:val="start"/>
+            </w:pPr>
+            <w:r>
+              <w:rPr>
+                <w:rFonts w:ascii="Arial" w:cs="Arial" w:eastAsia="Arial" w:hAnsi="Arial"/>
+                <w:b w:val="false"/>
+                <w:bCs w:val="false"/>
+                <w:sz w:val="20"/>
+                <w:szCs w:val="20"/>
+                <w:rtl/>
+              </w:rPr>
+              <w:t xml:space="preserve">نظرة عامة ← الصورة العامة</w:t>
+            </w:r>
+          </w:p>
+        </w:tc>
+        <w:tc>
+          <w:tcPr>
+            <w:tcW w:type="dxa" w:w="6400"/>
+          </w:tcPr>
+          <w:p>
+            <w:pPr>
+              <w:bidi/>
+              <w:jc w:val="start"/>
+            </w:pPr>
+            <w:r>
+              <w:rPr>
+                <w:rFonts w:ascii="Arial" w:cs="Arial" w:eastAsia="Arial" w:hAnsi="Arial"/>
+                <w:b w:val="false"/>
+                <w:bCs w:val="false"/>
+                <w:sz w:val="20"/>
+                <w:szCs w:val="20"/>
+                <w:rtl/>
+              </w:rPr>
+              <w:t xml:space="preserve">الصورة التنفيذية لحظيًّا — تُحدَّث مع كل عملية ميدانية.</w:t>
+            </w:r>
+          </w:p>
+        </w:tc>
+      </w:tr>
+      <w:tr>
+        <w:tc>
+          <w:tcPr>
+            <w:tcW w:type="dxa" w:w="2600"/>
+          </w:tcPr>
+          <w:p>
+            <w:pPr>
+              <w:bidi/>
+              <w:jc w:val="start"/>
+            </w:pPr>
+            <w:r>
+              <w:rPr>
+                <w:rFonts w:ascii="Arial" w:cs="Arial" w:eastAsia="Arial" w:hAnsi="Arial"/>
+                <w:b w:val="false"/>
+                <w:bCs w:val="false"/>
+                <w:sz w:val="20"/>
+                <w:szCs w:val="20"/>
+                <w:rtl/>
+              </w:rPr>
+              <w:t xml:space="preserve">نظرة عامة ← أمس · الآن · غدًا</w:t>
+            </w:r>
+          </w:p>
+        </w:tc>
+        <w:tc>
+          <w:tcPr>
+            <w:tcW w:type="dxa" w:w="6400"/>
+          </w:tcPr>
+          <w:p>
+            <w:pPr>
+              <w:bidi/>
+              <w:jc w:val="start"/>
+            </w:pPr>
+            <w:r>
+              <w:rPr>
+                <w:rFonts w:ascii="Arial" w:cs="Arial" w:eastAsia="Arial" w:hAnsi="Arial"/>
+                <w:b w:val="false"/>
+                <w:bCs w:val="false"/>
+                <w:sz w:val="20"/>
+                <w:szCs w:val="20"/>
+                <w:rtl/>
+              </w:rPr>
+              <w:t xml:space="preserve">ما انتهى، وما يجري الآن ومن يفعله وأين، وما هو مجدولٌ لغد.</w:t>
+            </w:r>
+          </w:p>
+        </w:tc>
+      </w:tr>
+      <w:tr>
+        <w:tc>
+          <w:tcPr>
+            <w:tcW w:type="dxa" w:w="2600"/>
+          </w:tcPr>
+          <w:p>
+            <w:pPr>
+              <w:bidi/>
+              <w:jc w:val="start"/>
+            </w:pPr>
+            <w:r>
+              <w:rPr>
+                <w:rFonts w:ascii="Arial" w:cs="Arial" w:eastAsia="Arial" w:hAnsi="Arial"/>
+                <w:b w:val="false"/>
+                <w:bCs w:val="false"/>
+                <w:sz w:val="20"/>
+                <w:szCs w:val="20"/>
+                <w:rtl/>
+              </w:rPr>
+              <w:t xml:space="preserve">نظرة عامة ← الوتيرة والهدف</w:t>
+            </w:r>
+          </w:p>
+        </w:tc>
+        <w:tc>
+          <w:tcPr>
+            <w:tcW w:type="dxa" w:w="6400"/>
+          </w:tcPr>
+          <w:p>
+            <w:pPr>
+              <w:bidi/>
+              <w:jc w:val="start"/>
+            </w:pPr>
+            <w:r>
+              <w:rPr>
+                <w:rFonts w:ascii="Arial" w:cs="Arial" w:eastAsia="Arial" w:hAnsi="Arial"/>
+                <w:b w:val="false"/>
+                <w:bCs w:val="false"/>
+                <w:sz w:val="20"/>
+                <w:szCs w:val="20"/>
+                <w:rtl/>
+              </w:rPr>
+              <w:t xml:space="preserve">المطلوب يوميًّا لبلوغ الموعد، وتاريخ الانتهاء المتوقع.</w:t>
+            </w:r>
+          </w:p>
+        </w:tc>
+      </w:tr>
+      <w:tr>
+        <w:tc>
+          <w:tcPr>
+            <w:tcW w:type="dxa" w:w="2600"/>
+          </w:tcPr>
+          <w:p>
+            <w:pPr>
+              <w:bidi/>
+              <w:jc w:val="start"/>
+            </w:pPr>
+            <w:r>
+              <w:rPr>
+                <w:rFonts w:ascii="Arial" w:cs="Arial" w:eastAsia="Arial" w:hAnsi="Arial"/>
+                <w:b w:val="false"/>
+                <w:bCs w:val="false"/>
+                <w:sz w:val="20"/>
+                <w:szCs w:val="20"/>
+                <w:rtl/>
+              </w:rPr>
+              <w:t xml:space="preserve">التقارير التنفيذية ← الملخّص المالي</w:t>
+            </w:r>
+          </w:p>
+        </w:tc>
+        <w:tc>
+          <w:tcPr>
+            <w:tcW w:type="dxa" w:w="6400"/>
+          </w:tcPr>
+          <w:p>
+            <w:pPr>
+              <w:bidi/>
+              <w:jc w:val="start"/>
+            </w:pPr>
+            <w:r>
+              <w:rPr>
+                <w:rFonts w:ascii="Arial" w:cs="Arial" w:eastAsia="Arial" w:hAnsi="Arial"/>
+                <w:b w:val="false"/>
+                <w:bCs w:val="false"/>
+                <w:sz w:val="20"/>
+                <w:szCs w:val="20"/>
+                <w:rtl/>
+              </w:rPr>
+              <w:t xml:space="preserve">المنصرفُ من الميزانية بأبوابه — بلا مورّدين ولا فواتير.</w:t>
+            </w:r>
+          </w:p>
+        </w:tc>
+      </w:tr>
+      <w:tr>
+        <w:tc>
+          <w:tcPr>
+            <w:tcW w:type="dxa" w:w="2600"/>
+          </w:tcPr>
+          <w:p>
+            <w:pPr>
+              <w:bidi/>
+              <w:jc w:val="start"/>
+            </w:pPr>
+            <w:r>
+              <w:rPr>
+                <w:rFonts w:ascii="Arial" w:cs="Arial" w:eastAsia="Arial" w:hAnsi="Arial"/>
+                <w:b w:val="false"/>
+                <w:bCs w:val="false"/>
+                <w:sz w:val="20"/>
+                <w:szCs w:val="20"/>
+                <w:rtl/>
+              </w:rPr>
+              <w:t xml:space="preserve">التقارير التنفيذية ← مركز التقارير</w:t>
+            </w:r>
+          </w:p>
+        </w:tc>
+        <w:tc>
+          <w:tcPr>
+            <w:tcW w:type="dxa" w:w="6400"/>
+          </w:tcPr>
+          <w:p>
+            <w:pPr>
+              <w:bidi/>
+              <w:jc w:val="start"/>
+            </w:pPr>
+            <w:r>
+              <w:rPr>
+                <w:rFonts w:ascii="Arial" w:cs="Arial" w:eastAsia="Arial" w:hAnsi="Arial"/>
+                <w:b w:val="false"/>
+                <w:bCs w:val="false"/>
+                <w:sz w:val="20"/>
+                <w:szCs w:val="20"/>
+                <w:rtl/>
+              </w:rPr>
+              <w:t xml:space="preserve">كلُّ تقريرٍ بمن يستقبله ودوريّته ومحتواه — يُولَّد بضغطة.</w:t>
+            </w:r>
+          </w:p>
+        </w:tc>
+      </w:tr>
+      <w:tr>
+        <w:tc>
+          <w:tcPr>
+            <w:tcW w:type="dxa" w:w="2600"/>
+          </w:tcPr>
+          <w:p>
+            <w:pPr>
+              <w:bidi/>
+              <w:jc w:val="start"/>
+            </w:pPr>
+            <w:r>
+              <w:rPr>
+                <w:rFonts w:ascii="Arial" w:cs="Arial" w:eastAsia="Arial" w:hAnsi="Arial"/>
+                <w:b w:val="false"/>
+                <w:bCs w:val="false"/>
+                <w:sz w:val="20"/>
+                <w:szCs w:val="20"/>
+                <w:rtl/>
+              </w:rPr>
+              <w:t xml:space="preserve">نظرة عامة ← حسب المشعر والنوع</w:t>
+            </w:r>
+          </w:p>
+        </w:tc>
+        <w:tc>
+          <w:tcPr>
+            <w:tcW w:type="dxa" w:w="6400"/>
+          </w:tcPr>
+          <w:p>
+            <w:pPr>
+              <w:bidi/>
+              <w:jc w:val="start"/>
+            </w:pPr>
+            <w:r>
+              <w:rPr>
+                <w:rFonts w:ascii="Arial" w:cs="Arial" w:eastAsia="Arial" w:hAnsi="Arial"/>
+                <w:b w:val="false"/>
+                <w:bCs w:val="false"/>
+                <w:sz w:val="20"/>
+                <w:szCs w:val="20"/>
+                <w:rtl/>
+              </w:rPr>
+              <w:t xml:space="preserve">التوزيع الكامل بالنسب.</w:t>
             </w:r>
           </w:p>
         </w:tc>
@@ -1087,7 +1179,7 @@
           <w:szCs w:val="24"/>
           <w:rtl/>
         </w:rPr>
-        <w:t xml:space="preserve">الميدان</w:t>
+        <w:t xml:space="preserve">التخطيط</w:t>
       </w:r>
     </w:p>
     <w:tbl>
@@ -1176,29 +1268,167 @@
                 <w:szCs w:val="20"/>
                 <w:rtl/>
               </w:rPr>
-              <w:t xml:space="preserve">دورة النقطة ← عدم المطابقة</w:t>
-            </w:r>
-          </w:p>
-        </w:tc>
-        <w:tc>
-          <w:tcPr>
-            <w:tcW w:type="dxa" w:w="6400"/>
-          </w:tcPr>
-          <w:p>
-            <w:pPr>
-              <w:bidi/>
-              <w:jc w:val="start"/>
-            </w:pPr>
-            <w:r>
-              <w:rPr>
-                <w:rFonts w:ascii="Arial" w:cs="Arial" w:eastAsia="Arial" w:hAnsi="Arial"/>
-                <w:b w:val="false"/>
-                <w:bCs w:val="false"/>
-                <w:sz w:val="20"/>
-                <w:szCs w:val="20"/>
-                <w:rtl/>
-              </w:rPr>
-              <w:t xml:space="preserve">ما خالف المواصفة — وإجراؤه التصحيحي حتى الإغلاق.</w:t>
+              <w:t xml:space="preserve">التخطيط والمخاطر ← المعالم والتسليم</w:t>
+            </w:r>
+          </w:p>
+        </w:tc>
+        <w:tc>
+          <w:tcPr>
+            <w:tcW w:type="dxa" w:w="6400"/>
+          </w:tcPr>
+          <w:p>
+            <w:pPr>
+              <w:bidi/>
+              <w:jc w:val="start"/>
+            </w:pPr>
+            <w:r>
+              <w:rPr>
+                <w:rFonts w:ascii="Arial" w:cs="Arial" w:eastAsia="Arial" w:hAnsi="Arial"/>
+                <w:b w:val="false"/>
+                <w:bCs w:val="false"/>
+                <w:sz w:val="20"/>
+                <w:szCs w:val="20"/>
+                <w:rtl/>
+              </w:rPr>
+              <w:t xml:space="preserve">محطّاتُ المشروع وأوزانُها وما اعتمد عليه كلٌّ منها.</w:t>
+            </w:r>
+          </w:p>
+        </w:tc>
+      </w:tr>
+      <w:tr>
+        <w:tc>
+          <w:tcPr>
+            <w:tcW w:type="dxa" w:w="2600"/>
+          </w:tcPr>
+          <w:p>
+            <w:pPr>
+              <w:bidi/>
+              <w:jc w:val="start"/>
+            </w:pPr>
+            <w:r>
+              <w:rPr>
+                <w:rFonts w:ascii="Arial" w:cs="Arial" w:eastAsia="Arial" w:hAnsi="Arial"/>
+                <w:b w:val="false"/>
+                <w:bCs w:val="false"/>
+                <w:sz w:val="20"/>
+                <w:szCs w:val="20"/>
+                <w:rtl/>
+              </w:rPr>
+              <w:t xml:space="preserve">التخطيط والمخاطر ← خط الأساس والقيمة</w:t>
+            </w:r>
+          </w:p>
+        </w:tc>
+        <w:tc>
+          <w:tcPr>
+            <w:tcW w:type="dxa" w:w="6400"/>
+          </w:tcPr>
+          <w:p>
+            <w:pPr>
+              <w:bidi/>
+              <w:jc w:val="start"/>
+            </w:pPr>
+            <w:r>
+              <w:rPr>
+                <w:rFonts w:ascii="Arial" w:cs="Arial" w:eastAsia="Arial" w:hAnsi="Arial"/>
+                <w:b w:val="false"/>
+                <w:bCs w:val="false"/>
+                <w:sz w:val="20"/>
+                <w:szCs w:val="20"/>
+                <w:rtl/>
+              </w:rPr>
+              <w:t xml:space="preserve">أين نحن من المخطَّط — بلغةِ التقارير المعتمدة.</w:t>
+            </w:r>
+          </w:p>
+        </w:tc>
+      </w:tr>
+      <w:tr>
+        <w:tc>
+          <w:tcPr>
+            <w:tcW w:type="dxa" w:w="2600"/>
+          </w:tcPr>
+          <w:p>
+            <w:pPr>
+              <w:bidi/>
+              <w:jc w:val="start"/>
+            </w:pPr>
+            <w:r>
+              <w:rPr>
+                <w:rFonts w:ascii="Arial" w:cs="Arial" w:eastAsia="Arial" w:hAnsi="Arial"/>
+                <w:b w:val="false"/>
+                <w:bCs w:val="false"/>
+                <w:sz w:val="20"/>
+                <w:szCs w:val="20"/>
+                <w:rtl/>
+              </w:rPr>
+              <w:t xml:space="preserve">التخطيط والمخاطر ← سجل المخاطر</w:t>
+            </w:r>
+          </w:p>
+        </w:tc>
+        <w:tc>
+          <w:tcPr>
+            <w:tcW w:type="dxa" w:w="6400"/>
+          </w:tcPr>
+          <w:p>
+            <w:pPr>
+              <w:bidi/>
+              <w:jc w:val="start"/>
+            </w:pPr>
+            <w:r>
+              <w:rPr>
+                <w:rFonts w:ascii="Arial" w:cs="Arial" w:eastAsia="Arial" w:hAnsi="Arial"/>
+                <w:b w:val="false"/>
+                <w:bCs w:val="false"/>
+                <w:sz w:val="20"/>
+                <w:szCs w:val="20"/>
+                <w:rtl/>
+              </w:rPr>
+              <w:t xml:space="preserve">ما قد يقع، واحتمالُه وأثرُه، ومن يملك الردَّ عليه.</w:t>
+            </w:r>
+          </w:p>
+        </w:tc>
+      </w:tr>
+      <w:tr>
+        <w:tc>
+          <w:tcPr>
+            <w:tcW w:type="dxa" w:w="2600"/>
+          </w:tcPr>
+          <w:p>
+            <w:pPr>
+              <w:bidi/>
+              <w:jc w:val="start"/>
+            </w:pPr>
+            <w:r>
+              <w:rPr>
+                <w:rFonts w:ascii="Arial" w:cs="Arial" w:eastAsia="Arial" w:hAnsi="Arial"/>
+                <w:b w:val="false"/>
+                <w:bCs w:val="false"/>
+                <w:sz w:val="20"/>
+                <w:szCs w:val="20"/>
+                <w:rtl/>
+              </w:rPr>
+              <w:t xml:space="preserve">التخطيط والمخاطر ← ضبط التغيير</w:t>
+            </w:r>
+          </w:p>
+        </w:tc>
+        <w:tc>
+          <w:tcPr>
+            <w:tcW w:type="dxa" w:w="6400"/>
+          </w:tcPr>
+          <w:p>
+            <w:pPr>
+              <w:bidi/>
+              <w:jc w:val="start"/>
+            </w:pPr>
+            <w:r>
+              <w:rPr>
+                <w:rFonts w:ascii="Arial" w:cs="Arial" w:eastAsia="Arial" w:hAnsi="Arial"/>
+                <w:b w:val="false"/>
+                <w:bCs w:val="false"/>
+                <w:sz w:val="20"/>
+                <w:szCs w:val="20"/>
+                <w:rtl/>
+              </w:rPr>
+              <w:t xml:space="preserve">لا يُمسّ خطُّ الأساس إلا بطلبٍ يُوثَّق ويُقيَّم ويُعتمَد.</w:t>
             </w:r>
           </w:p>
         </w:tc>

--- a/docs/manuals/nusuk-manual-exec.docx
+++ b/docs/manuals/nusuk-manual-exec.docx
@@ -56,7 +56,7 @@
           <w:szCs w:val="20"/>
           <w:rtl/>
         </w:rPr>
-        <w:t xml:space="preserve">النسخة V16.25 · يُولَّد من صلاحيات الدور نفسِها — فلا يصف ما لا تملك.</w:t>
+        <w:t xml:space="preserve">النسخة V16.26 · يُولَّد من صلاحيات الدور نفسِها — فلا يصف ما لا تملك.</w:t>
       </w:r>
     </w:p>
     <w:p>

--- a/docs/manuals/nusuk-manual-exec.docx
+++ b/docs/manuals/nusuk-manual-exec.docx
@@ -56,7 +56,7 @@
           <w:szCs w:val="20"/>
           <w:rtl/>
         </w:rPr>
-        <w:t xml:space="preserve">النسخة V16.26 · يُولَّد من صلاحيات الدور نفسِها — فلا يصف ما لا تملك.</w:t>
+        <w:t xml:space="preserve">النسخة V16.27 · يُولَّد من صلاحيات الدور نفسِها — فلا يصف ما لا تملك.</w:t>
       </w:r>
     </w:p>
     <w:p>

--- a/docs/manuals/nusuk-manual-exec.docx
+++ b/docs/manuals/nusuk-manual-exec.docx
@@ -56,7 +56,7 @@
           <w:szCs w:val="20"/>
           <w:rtl/>
         </w:rPr>
-        <w:t xml:space="preserve">النسخة V16.27 · يُولَّد من صلاحيات الدور نفسِها — فلا يصف ما لا تملك.</w:t>
+        <w:t xml:space="preserve">النسخة V16.28 · يُولَّد من صلاحيات الدور نفسِها — فلا يصف ما لا تملك.</w:t>
       </w:r>
     </w:p>
     <w:p>

--- a/docs/manuals/nusuk-manual-exec.docx
+++ b/docs/manuals/nusuk-manual-exec.docx
@@ -56,7 +56,7 @@
           <w:szCs w:val="20"/>
           <w:rtl/>
         </w:rPr>
-        <w:t xml:space="preserve">النسخة V16.28 · يُولَّد من صلاحيات الدور نفسِها — فلا يصف ما لا تملك.</w:t>
+        <w:t xml:space="preserve">النسخة V16.29 · يُولَّد من صلاحيات الدور نفسِها — فلا يصف ما لا تملك.</w:t>
       </w:r>
     </w:p>
     <w:p>

--- a/docs/manuals/nusuk-manual-exec.docx
+++ b/docs/manuals/nusuk-manual-exec.docx
@@ -56,7 +56,7 @@
           <w:szCs w:val="20"/>
           <w:rtl/>
         </w:rPr>
-        <w:t xml:space="preserve">النسخة V16.29 · يُولَّد من صلاحيات الدور نفسِها — فلا يصف ما لا تملك.</w:t>
+        <w:t xml:space="preserve">النسخة V16.30 · يُولَّد من صلاحيات الدور نفسِها — فلا يصف ما لا تملك.</w:t>
       </w:r>
     </w:p>
     <w:p>

--- a/docs/manuals/nusuk-manual-exec.docx
+++ b/docs/manuals/nusuk-manual-exec.docx
@@ -56,7 +56,7 @@
           <w:szCs w:val="20"/>
           <w:rtl/>
         </w:rPr>
-        <w:t xml:space="preserve">النسخة V16.30 · يُولَّد من صلاحيات الدور نفسِها — فلا يصف ما لا تملك.</w:t>
+        <w:t xml:space="preserve">النسخة V16.31 · يُولَّد من صلاحيات الدور نفسِها — فلا يصف ما لا تملك.</w:t>
       </w:r>
     </w:p>
     <w:p>

--- a/docs/manuals/nusuk-manual-exec.docx
+++ b/docs/manuals/nusuk-manual-exec.docx
@@ -56,7 +56,7 @@
           <w:szCs w:val="20"/>
           <w:rtl/>
         </w:rPr>
-        <w:t xml:space="preserve">النسخة V16.31 · يُولَّد من صلاحيات الدور نفسِها — فلا يصف ما لا تملك.</w:t>
+        <w:t xml:space="preserve">النسخة V16.32 · يُولَّد من صلاحيات الدور نفسِها — فلا يصف ما لا تملك.</w:t>
       </w:r>
     </w:p>
     <w:p>

--- a/docs/manuals/nusuk-manual-exec.docx
+++ b/docs/manuals/nusuk-manual-exec.docx
@@ -56,7 +56,7 @@
           <w:szCs w:val="20"/>
           <w:rtl/>
         </w:rPr>
-        <w:t xml:space="preserve">النسخة V16.32 · يُولَّد من صلاحيات الدور نفسِها — فلا يصف ما لا تملك.</w:t>
+        <w:t xml:space="preserve">النسخة V16.33 · يُولَّد من صلاحيات الدور نفسِها — فلا يصف ما لا تملك.</w:t>
       </w:r>
     </w:p>
     <w:p>

--- a/docs/manuals/nusuk-manual-exec.docx
+++ b/docs/manuals/nusuk-manual-exec.docx
@@ -56,7 +56,7 @@
           <w:szCs w:val="20"/>
           <w:rtl/>
         </w:rPr>
-        <w:t xml:space="preserve">النسخة V16.33 · يُولَّد من صلاحيات الدور نفسِها — فلا يصف ما لا تملك.</w:t>
+        <w:t xml:space="preserve">النسخة V16.34 · يُولَّد من صلاحيات الدور نفسِها — فلا يصف ما لا تملك.</w:t>
       </w:r>
     </w:p>
     <w:p>

--- a/docs/manuals/nusuk-manual-exec.docx
+++ b/docs/manuals/nusuk-manual-exec.docx
@@ -56,7 +56,7 @@
           <w:szCs w:val="20"/>
           <w:rtl/>
         </w:rPr>
-        <w:t xml:space="preserve">النسخة V16.34 · يُولَّد من صلاحيات الدور نفسِها — فلا يصف ما لا تملك.</w:t>
+        <w:t xml:space="preserve">النسخة V16.35 · يُولَّد من صلاحيات الدور نفسِها — فلا يصف ما لا تملك.</w:t>
       </w:r>
     </w:p>
     <w:p>

--- a/docs/manuals/nusuk-manual-exec.docx
+++ b/docs/manuals/nusuk-manual-exec.docx
@@ -56,7 +56,7 @@
           <w:szCs w:val="20"/>
           <w:rtl/>
         </w:rPr>
-        <w:t xml:space="preserve">النسخة V16.35 · يُولَّد من صلاحيات الدور نفسِها — فلا يصف ما لا تملك.</w:t>
+        <w:t xml:space="preserve">النسخة V16.36 · يُولَّد من صلاحيات الدور نفسِها — فلا يصف ما لا تملك.</w:t>
       </w:r>
     </w:p>
     <w:p>
@@ -554,7 +554,7 @@
                 <w:szCs w:val="20"/>
                 <w:rtl/>
               </w:rPr>
-              <w:t xml:space="preserve">دورة النقطة ← عدم المطابقة</w:t>
+              <w:t xml:space="preserve">متابعة العمل الميداني ← عدم المطابقة</w:t>
             </w:r>
           </w:p>
         </w:tc>

--- a/docs/manuals/nusuk-manual-exec.docx
+++ b/docs/manuals/nusuk-manual-exec.docx
@@ -56,7 +56,7 @@
           <w:szCs w:val="20"/>
           <w:rtl/>
         </w:rPr>
-        <w:t xml:space="preserve">النسخة V16.36 · يُولَّد من صلاحيات الدور نفسِها — فلا يصف ما لا تملك.</w:t>
+        <w:t xml:space="preserve">النسخة V16.37 · يُولَّد من صلاحيات الدور نفسِها — فلا يصف ما لا تملك.</w:t>
       </w:r>
     </w:p>
     <w:p>

--- a/docs/manuals/nusuk-manual-exec.docx
+++ b/docs/manuals/nusuk-manual-exec.docx
@@ -56,7 +56,7 @@
           <w:szCs w:val="20"/>
           <w:rtl/>
         </w:rPr>
-        <w:t xml:space="preserve">النسخة V16.37 · يُولَّد من صلاحيات الدور نفسِها — فلا يصف ما لا تملك.</w:t>
+        <w:t xml:space="preserve">النسخة V16.38 · يُولَّد من صلاحيات الدور نفسِها — فلا يصف ما لا تملك.</w:t>
       </w:r>
     </w:p>
     <w:p>

--- a/docs/manuals/nusuk-manual-exec.docx
+++ b/docs/manuals/nusuk-manual-exec.docx
@@ -56,7 +56,7 @@
           <w:szCs w:val="20"/>
           <w:rtl/>
         </w:rPr>
-        <w:t xml:space="preserve">النسخة V16.38 · يُولَّد من صلاحيات الدور نفسِها — فلا يصف ما لا تملك.</w:t>
+        <w:t xml:space="preserve">النسخة V16.39 · يُولَّد من صلاحيات الدور نفسِها — فلا يصف ما لا تملك.</w:t>
       </w:r>
     </w:p>
     <w:p>

--- a/docs/manuals/nusuk-manual-exec.docx
+++ b/docs/manuals/nusuk-manual-exec.docx
@@ -56,7 +56,7 @@
           <w:szCs w:val="20"/>
           <w:rtl/>
         </w:rPr>
-        <w:t xml:space="preserve">النسخة V16.39 · يُولَّد من صلاحيات الدور نفسِها — فلا يصف ما لا تملك.</w:t>
+        <w:t xml:space="preserve">النسخة V16.40 · يُولَّد من صلاحيات الدور نفسِها — فلا يصف ما لا تملك.</w:t>
       </w:r>
     </w:p>
     <w:p>

--- a/docs/manuals/nusuk-manual-exec.docx
+++ b/docs/manuals/nusuk-manual-exec.docx
@@ -56,7 +56,7 @@
           <w:szCs w:val="20"/>
           <w:rtl/>
         </w:rPr>
-        <w:t xml:space="preserve">النسخة V16.40 · يُولَّد من صلاحيات الدور نفسِها — فلا يصف ما لا تملك.</w:t>
+        <w:t xml:space="preserve">النسخة V16.41 · يُولَّد من صلاحيات الدور نفسِها — فلا يصف ما لا تملك.</w:t>
       </w:r>
     </w:p>
     <w:p>

--- a/docs/manuals/nusuk-manual-exec.docx
+++ b/docs/manuals/nusuk-manual-exec.docx
@@ -56,7 +56,7 @@
           <w:szCs w:val="20"/>
           <w:rtl/>
         </w:rPr>
-        <w:t xml:space="preserve">النسخة V16.41 · يُولَّد من صلاحيات الدور نفسِها — فلا يصف ما لا تملك.</w:t>
+        <w:t xml:space="preserve">النسخة V16.42 · يُولَّد من صلاحيات الدور نفسِها — فلا يصف ما لا تملك.</w:t>
       </w:r>
     </w:p>
     <w:p>

--- a/docs/manuals/nusuk-manual-exec.docx
+++ b/docs/manuals/nusuk-manual-exec.docx
@@ -56,7 +56,7 @@
           <w:szCs w:val="20"/>
           <w:rtl/>
         </w:rPr>
-        <w:t xml:space="preserve">النسخة V16.42 · يُولَّد من صلاحيات الدور نفسِها — فلا يصف ما لا تملك.</w:t>
+        <w:t xml:space="preserve">النسخة V16.43 · يُولَّد من صلاحيات الدور نفسِها — فلا يصف ما لا تملك.</w:t>
       </w:r>
     </w:p>
     <w:p>

--- a/docs/manuals/nusuk-manual-exec.docx
+++ b/docs/manuals/nusuk-manual-exec.docx
@@ -56,7 +56,7 @@
           <w:szCs w:val="20"/>
           <w:rtl/>
         </w:rPr>
-        <w:t xml:space="preserve">النسخة V16.43 · يُولَّد من صلاحيات الدور نفسِها — فلا يصف ما لا تملك.</w:t>
+        <w:t xml:space="preserve">النسخة V16.44 · يُولَّد من صلاحيات الدور نفسِها — فلا يصف ما لا تملك.</w:t>
       </w:r>
     </w:p>
     <w:p>
@@ -336,7 +336,7 @@
           <w:szCs w:val="26"/>
           <w:rtl/>
         </w:rPr>
-        <w:t xml:space="preserve">شاشاتك — 21</w:t>
+        <w:t xml:space="preserve">شاشاتك — 22</w:t>
       </w:r>
     </w:p>
     <w:p>
@@ -911,6 +911,52 @@
                 <w:rtl/>
               </w:rPr>
               <w:t xml:space="preserve">الصورة التنفيذية لحظيًّا — تُحدَّث مع كل عملية ميدانية.</w:t>
+            </w:r>
+          </w:p>
+        </w:tc>
+      </w:tr>
+      <w:tr>
+        <w:tc>
+          <w:tcPr>
+            <w:tcW w:type="dxa" w:w="2600"/>
+          </w:tcPr>
+          <w:p>
+            <w:pPr>
+              <w:bidi/>
+              <w:jc w:val="start"/>
+            </w:pPr>
+            <w:r>
+              <w:rPr>
+                <w:rFonts w:ascii="Arial" w:cs="Arial" w:eastAsia="Arial" w:hAnsi="Arial"/>
+                <w:b w:val="false"/>
+                <w:bCs w:val="false"/>
+                <w:sz w:val="20"/>
+                <w:szCs w:val="20"/>
+                <w:rtl/>
+              </w:rPr>
+              <w:t xml:space="preserve">جدول المتابعة</w:t>
+            </w:r>
+          </w:p>
+        </w:tc>
+        <w:tc>
+          <w:tcPr>
+            <w:tcW w:type="dxa" w:w="6400"/>
+          </w:tcPr>
+          <w:p>
+            <w:pPr>
+              <w:bidi/>
+              <w:jc w:val="start"/>
+            </w:pPr>
+            <w:r>
+              <w:rPr>
+                <w:rFonts w:ascii="Arial" w:cs="Arial" w:eastAsia="Arial" w:hAnsi="Arial"/>
+                <w:b w:val="false"/>
+                <w:bCs w:val="false"/>
+                <w:sz w:val="20"/>
+                <w:szCs w:val="20"/>
+                <w:rtl/>
+              </w:rPr>
+              <w:t xml:space="preserve">بنودُ المشروع كلُّها — من يعمل عليها ومتى تنتهي وأين وقفت؛ تُحدَّث من المكتب ويراها الجميع.</w:t>
             </w:r>
           </w:p>
         </w:tc>

--- a/docs/manuals/nusuk-manual-exec.docx
+++ b/docs/manuals/nusuk-manual-exec.docx
@@ -56,7 +56,7 @@
           <w:szCs w:val="20"/>
           <w:rtl/>
         </w:rPr>
-        <w:t xml:space="preserve">النسخة V16.44 · يُولَّد من صلاحيات الدور نفسِها — فلا يصف ما لا تملك.</w:t>
+        <w:t xml:space="preserve">النسخة V16.45 · يُولَّد من صلاحيات الدور نفسِها — فلا يصف ما لا تملك.</w:t>
       </w:r>
     </w:p>
     <w:p>

--- a/docs/manuals/nusuk-manual-exec.docx
+++ b/docs/manuals/nusuk-manual-exec.docx
@@ -56,7 +56,7 @@
           <w:szCs w:val="20"/>
           <w:rtl/>
         </w:rPr>
-        <w:t xml:space="preserve">النسخة V16.45 · يُولَّد من صلاحيات الدور نفسِها — فلا يصف ما لا تملك.</w:t>
+        <w:t xml:space="preserve">النسخة V16.46 · يُولَّد من صلاحيات الدور نفسِها — فلا يصف ما لا تملك.</w:t>
       </w:r>
     </w:p>
     <w:p>
@@ -336,7 +336,7 @@
           <w:szCs w:val="26"/>
           <w:rtl/>
         </w:rPr>
-        <w:t xml:space="preserve">شاشاتك — 22</w:t>
+        <w:t xml:space="preserve">شاشاتك — 24</w:t>
       </w:r>
     </w:p>
     <w:p>
@@ -934,7 +934,7 @@
                 <w:szCs w:val="20"/>
                 <w:rtl/>
               </w:rPr>
-              <w:t xml:space="preserve">جدول المتابعة</w:t>
+              <w:t xml:space="preserve">متابعة الخطة التفصيلية</w:t>
             </w:r>
           </w:p>
         </w:tc>
@@ -957,6 +957,98 @@
                 <w:rtl/>
               </w:rPr>
               <w:t xml:space="preserve">بنودُ المشروع كلُّها — من يعمل عليها ومتى تنتهي وأين وقفت؛ تُحدَّث من المكتب ويراها الجميع.</w:t>
+            </w:r>
+          </w:p>
+        </w:tc>
+      </w:tr>
+      <w:tr>
+        <w:tc>
+          <w:tcPr>
+            <w:tcW w:type="dxa" w:w="2600"/>
+          </w:tcPr>
+          <w:p>
+            <w:pPr>
+              <w:bidi/>
+              <w:jc w:val="start"/>
+            </w:pPr>
+            <w:r>
+              <w:rPr>
+                <w:rFonts w:ascii="Arial" w:cs="Arial" w:eastAsia="Arial" w:hAnsi="Arial"/>
+                <w:b w:val="false"/>
+                <w:bCs w:val="false"/>
+                <w:sz w:val="20"/>
+                <w:szCs w:val="20"/>
+                <w:rtl/>
+              </w:rPr>
+              <w:t xml:space="preserve">متابعة المهام الأسبوعية</w:t>
+            </w:r>
+          </w:p>
+        </w:tc>
+        <w:tc>
+          <w:tcPr>
+            <w:tcW w:type="dxa" w:w="6400"/>
+          </w:tcPr>
+          <w:p>
+            <w:pPr>
+              <w:bidi/>
+              <w:jc w:val="start"/>
+            </w:pPr>
+            <w:r>
+              <w:rPr>
+                <w:rFonts w:ascii="Arial" w:cs="Arial" w:eastAsia="Arial" w:hAnsi="Arial"/>
+                <w:b w:val="false"/>
+                <w:bCs w:val="false"/>
+                <w:sz w:val="20"/>
+                <w:szCs w:val="20"/>
+                <w:rtl/>
+              </w:rPr>
+              <w:t xml:space="preserve">مهامُّ الاجتماع الدوريِّ — من عليه ماذا، ومتى تستحقّ، وأين وقفت.</w:t>
+            </w:r>
+          </w:p>
+        </w:tc>
+      </w:tr>
+      <w:tr>
+        <w:tc>
+          <w:tcPr>
+            <w:tcW w:type="dxa" w:w="2600"/>
+          </w:tcPr>
+          <w:p>
+            <w:pPr>
+              <w:bidi/>
+              <w:jc w:val="start"/>
+            </w:pPr>
+            <w:r>
+              <w:rPr>
+                <w:rFonts w:ascii="Arial" w:cs="Arial" w:eastAsia="Arial" w:hAnsi="Arial"/>
+                <w:b w:val="false"/>
+                <w:bCs w:val="false"/>
+                <w:sz w:val="20"/>
+                <w:szCs w:val="20"/>
+                <w:rtl/>
+              </w:rPr>
+              <w:t xml:space="preserve">متابعة المهام الأسبوعية</w:t>
+            </w:r>
+          </w:p>
+        </w:tc>
+        <w:tc>
+          <w:tcPr>
+            <w:tcW w:type="dxa" w:w="6400"/>
+          </w:tcPr>
+          <w:p>
+            <w:pPr>
+              <w:bidi/>
+              <w:jc w:val="start"/>
+            </w:pPr>
+            <w:r>
+              <w:rPr>
+                <w:rFonts w:ascii="Arial" w:cs="Arial" w:eastAsia="Arial" w:hAnsi="Arial"/>
+                <w:b w:val="false"/>
+                <w:bCs w:val="false"/>
+                <w:sz w:val="20"/>
+                <w:szCs w:val="20"/>
+                <w:rtl/>
+              </w:rPr>
+              <w:t xml:space="preserve">مهامُّ الاجتماع الدوريِّ — من عليه ماذا، ومتى تستحقّ، وأين وقفت.</w:t>
             </w:r>
           </w:p>
         </w:tc>

--- a/docs/manuals/nusuk-manual-exec.docx
+++ b/docs/manuals/nusuk-manual-exec.docx
@@ -56,7 +56,7 @@
           <w:szCs w:val="20"/>
           <w:rtl/>
         </w:rPr>
-        <w:t xml:space="preserve">النسخة V16.46 · يُولَّد من صلاحيات الدور نفسِها — فلا يصف ما لا تملك.</w:t>
+        <w:t xml:space="preserve">النسخة V16.47 · يُولَّد من صلاحيات الدور نفسِها — فلا يصف ما لا تملك.</w:t>
       </w:r>
     </w:p>
     <w:p>

--- a/docs/manuals/nusuk-manual-exec.docx
+++ b/docs/manuals/nusuk-manual-exec.docx
@@ -56,7 +56,7 @@
           <w:szCs w:val="20"/>
           <w:rtl/>
         </w:rPr>
-        <w:t xml:space="preserve">النسخة V16.47 · يُولَّد من صلاحيات الدور نفسِها — فلا يصف ما لا تملك.</w:t>
+        <w:t xml:space="preserve">النسخة V16.48 · يُولَّد من صلاحيات الدور نفسِها — فلا يصف ما لا تملك.</w:t>
       </w:r>
     </w:p>
     <w:p>

--- a/docs/manuals/nusuk-manual-exec.docx
+++ b/docs/manuals/nusuk-manual-exec.docx
@@ -56,7 +56,7 @@
           <w:szCs w:val="20"/>
           <w:rtl/>
         </w:rPr>
-        <w:t xml:space="preserve">النسخة V16.48 · يُولَّد من صلاحيات الدور نفسِها — فلا يصف ما لا تملك.</w:t>
+        <w:t xml:space="preserve">النسخة V16.49 · يُولَّد من صلاحيات الدور نفسِها — فلا يصف ما لا تملك.</w:t>
       </w:r>
     </w:p>
     <w:p>

--- a/docs/manuals/nusuk-manual-exec.docx
+++ b/docs/manuals/nusuk-manual-exec.docx
@@ -56,7 +56,7 @@
           <w:szCs w:val="20"/>
           <w:rtl/>
         </w:rPr>
-        <w:t xml:space="preserve">النسخة V16.49 · يُولَّد من صلاحيات الدور نفسِها — فلا يصف ما لا تملك.</w:t>
+        <w:t xml:space="preserve">النسخة V16.50 · يُولَّد من صلاحيات الدور نفسِها — فلا يصف ما لا تملك.</w:t>
       </w:r>
     </w:p>
     <w:p>

--- a/docs/manuals/nusuk-manual-exec.docx
+++ b/docs/manuals/nusuk-manual-exec.docx
@@ -56,7 +56,7 @@
           <w:szCs w:val="20"/>
           <w:rtl/>
         </w:rPr>
-        <w:t xml:space="preserve">النسخة V16.50 · يُولَّد من صلاحيات الدور نفسِها — فلا يصف ما لا تملك.</w:t>
+        <w:t xml:space="preserve">النسخة V16.51 · يُولَّد من صلاحيات الدور نفسِها — فلا يصف ما لا تملك.</w:t>
       </w:r>
     </w:p>
     <w:p>

--- a/docs/manuals/nusuk-manual-exec.docx
+++ b/docs/manuals/nusuk-manual-exec.docx
@@ -56,7 +56,7 @@
           <w:szCs w:val="20"/>
           <w:rtl/>
         </w:rPr>
-        <w:t xml:space="preserve">النسخة V16.51 · يُولَّد من صلاحيات الدور نفسِها — فلا يصف ما لا تملك.</w:t>
+        <w:t xml:space="preserve">النسخة V16.52 · يُولَّد من صلاحيات الدور نفسِها — فلا يصف ما لا تملك.</w:t>
       </w:r>
     </w:p>
     <w:p>

--- a/docs/manuals/nusuk-manual-exec.docx
+++ b/docs/manuals/nusuk-manual-exec.docx
@@ -56,7 +56,7 @@
           <w:szCs w:val="20"/>
           <w:rtl/>
         </w:rPr>
-        <w:t xml:space="preserve">النسخة V16.52 · يُولَّد من صلاحيات الدور نفسِها — فلا يصف ما لا تملك.</w:t>
+        <w:t xml:space="preserve">النسخة V16.53 · يُولَّد من صلاحيات الدور نفسِها — فلا يصف ما لا تملك.</w:t>
       </w:r>
     </w:p>
     <w:p>

--- a/docs/manuals/nusuk-manual-exec.docx
+++ b/docs/manuals/nusuk-manual-exec.docx
@@ -56,7 +56,7 @@
           <w:szCs w:val="20"/>
           <w:rtl/>
         </w:rPr>
-        <w:t xml:space="preserve">النسخة V16.53 · يُولَّد من صلاحيات الدور نفسِها — فلا يصف ما لا تملك.</w:t>
+        <w:t xml:space="preserve">النسخة V16.54 · يُولَّد من صلاحيات الدور نفسِها — فلا يصف ما لا تملك.</w:t>
       </w:r>
     </w:p>
     <w:p>

--- a/docs/manuals/nusuk-manual-exec.docx
+++ b/docs/manuals/nusuk-manual-exec.docx
@@ -56,7 +56,7 @@
           <w:szCs w:val="20"/>
           <w:rtl/>
         </w:rPr>
-        <w:t xml:space="preserve">النسخة V16.54 · يُولَّد من صلاحيات الدور نفسِها — فلا يصف ما لا تملك.</w:t>
+        <w:t xml:space="preserve">النسخة V16.55 · يُولَّد من صلاحيات الدور نفسِها — فلا يصف ما لا تملك.</w:t>
       </w:r>
     </w:p>
     <w:p>

--- a/docs/manuals/nusuk-manual-exec.docx
+++ b/docs/manuals/nusuk-manual-exec.docx
@@ -56,7 +56,7 @@
           <w:szCs w:val="20"/>
           <w:rtl/>
         </w:rPr>
-        <w:t xml:space="preserve">النسخة V16.55 · يُولَّد من صلاحيات الدور نفسِها — فلا يصف ما لا تملك.</w:t>
+        <w:t xml:space="preserve">النسخة V16.56 · يُولَّد من صلاحيات الدور نفسِها — فلا يصف ما لا تملك.</w:t>
       </w:r>
     </w:p>
     <w:p>

--- a/docs/manuals/nusuk-manual-exec.docx
+++ b/docs/manuals/nusuk-manual-exec.docx
@@ -56,7 +56,7 @@
           <w:szCs w:val="20"/>
           <w:rtl/>
         </w:rPr>
-        <w:t xml:space="preserve">النسخة V16.56 · يُولَّد من صلاحيات الدور نفسِها — فلا يصف ما لا تملك.</w:t>
+        <w:t xml:space="preserve">النسخة V16.57 · يُولَّد من صلاحيات الدور نفسِها — فلا يصف ما لا تملك.</w:t>
       </w:r>
     </w:p>
     <w:p>

--- a/docs/manuals/nusuk-manual-exec.docx
+++ b/docs/manuals/nusuk-manual-exec.docx
@@ -56,7 +56,7 @@
           <w:szCs w:val="20"/>
           <w:rtl/>
         </w:rPr>
-        <w:t xml:space="preserve">النسخة V16.57 · يُولَّد من صلاحيات الدور نفسِها — فلا يصف ما لا تملك.</w:t>
+        <w:t xml:space="preserve">النسخة V16.58 · يُولَّد من صلاحيات الدور نفسِها — فلا يصف ما لا تملك.</w:t>
       </w:r>
     </w:p>
     <w:p>

--- a/docs/manuals/nusuk-manual-exec.docx
+++ b/docs/manuals/nusuk-manual-exec.docx
@@ -56,7 +56,7 @@
           <w:szCs w:val="20"/>
           <w:rtl/>
         </w:rPr>
-        <w:t xml:space="preserve">النسخة V16.58 · يُولَّد من صلاحيات الدور نفسِها — فلا يصف ما لا تملك.</w:t>
+        <w:t xml:space="preserve">النسخة V16.59 · يُولَّد من صلاحيات الدور نفسِها — فلا يصف ما لا تملك.</w:t>
       </w:r>
     </w:p>
     <w:p>

--- a/docs/manuals/nusuk-manual-exec.docx
+++ b/docs/manuals/nusuk-manual-exec.docx
@@ -56,7 +56,7 @@
           <w:szCs w:val="20"/>
           <w:rtl/>
         </w:rPr>
-        <w:t xml:space="preserve">النسخة V16.59 · يُولَّد من صلاحيات الدور نفسِها — فلا يصف ما لا تملك.</w:t>
+        <w:t xml:space="preserve">النسخة V16.60 · يُولَّد من صلاحيات الدور نفسِها — فلا يصف ما لا تملك.</w:t>
       </w:r>
     </w:p>
     <w:p>

--- a/docs/manuals/nusuk-manual-exec.docx
+++ b/docs/manuals/nusuk-manual-exec.docx
@@ -56,7 +56,7 @@
           <w:szCs w:val="20"/>
           <w:rtl/>
         </w:rPr>
-        <w:t xml:space="preserve">النسخة V16.60 · يُولَّد من صلاحيات الدور نفسِها — فلا يصف ما لا تملك.</w:t>
+        <w:t xml:space="preserve">النسخة V16.61 · يُولَّد من صلاحيات الدور نفسِها — فلا يصف ما لا تملك.</w:t>
       </w:r>
     </w:p>
     <w:p>

--- a/docs/manuals/nusuk-manual-exec.docx
+++ b/docs/manuals/nusuk-manual-exec.docx
@@ -56,7 +56,7 @@
           <w:szCs w:val="20"/>
           <w:rtl/>
         </w:rPr>
-        <w:t xml:space="preserve">النسخة V16.61 · يُولَّد من صلاحيات الدور نفسِها — فلا يصف ما لا تملك.</w:t>
+        <w:t xml:space="preserve">النسخة V16.62 · يُولَّد من صلاحيات الدور نفسِها — فلا يصف ما لا تملك.</w:t>
       </w:r>
     </w:p>
     <w:p>

--- a/docs/manuals/nusuk-manual-exec.docx
+++ b/docs/manuals/nusuk-manual-exec.docx
@@ -56,7 +56,7 @@
           <w:szCs w:val="20"/>
           <w:rtl/>
         </w:rPr>
-        <w:t xml:space="preserve">النسخة V16.62 · يُولَّد من صلاحيات الدور نفسِها — فلا يصف ما لا تملك.</w:t>
+        <w:t xml:space="preserve">النسخة V16.63 · يُولَّد من صلاحيات الدور نفسِها — فلا يصف ما لا تملك.</w:t>
       </w:r>
     </w:p>
     <w:p>

--- a/docs/manuals/nusuk-manual-exec.docx
+++ b/docs/manuals/nusuk-manual-exec.docx
@@ -56,7 +56,7 @@
           <w:szCs w:val="20"/>
           <w:rtl/>
         </w:rPr>
-        <w:t xml:space="preserve">النسخة V16.63 · يُولَّد من صلاحيات الدور نفسِها — فلا يصف ما لا تملك.</w:t>
+        <w:t xml:space="preserve">النسخة V16.64 · يُولَّد من صلاحيات الدور نفسِها — فلا يصف ما لا تملك.</w:t>
       </w:r>
     </w:p>
     <w:p>

--- a/docs/manuals/nusuk-manual-exec.docx
+++ b/docs/manuals/nusuk-manual-exec.docx
@@ -56,7 +56,7 @@
           <w:szCs w:val="20"/>
           <w:rtl/>
         </w:rPr>
-        <w:t xml:space="preserve">النسخة V16.64 · يُولَّد من صلاحيات الدور نفسِها — فلا يصف ما لا تملك.</w:t>
+        <w:t xml:space="preserve">النسخة V16.65 · يُولَّد من صلاحيات الدور نفسِها — فلا يصف ما لا تملك.</w:t>
       </w:r>
     </w:p>
     <w:p>

--- a/docs/manuals/nusuk-manual-exec.docx
+++ b/docs/manuals/nusuk-manual-exec.docx
@@ -56,7 +56,7 @@
           <w:szCs w:val="20"/>
           <w:rtl/>
         </w:rPr>
-        <w:t xml:space="preserve">النسخة V16.65 · يُولَّد من صلاحيات الدور نفسِها — فلا يصف ما لا تملك.</w:t>
+        <w:t xml:space="preserve">النسخة V16.66 · يُولَّد من صلاحيات الدور نفسِها — فلا يصف ما لا تملك.</w:t>
       </w:r>
     </w:p>
     <w:p>

--- a/docs/manuals/nusuk-manual-exec.docx
+++ b/docs/manuals/nusuk-manual-exec.docx
@@ -56,7 +56,7 @@
           <w:szCs w:val="20"/>
           <w:rtl/>
         </w:rPr>
-        <w:t xml:space="preserve">النسخة V16.66 · يُولَّد من صلاحيات الدور نفسِها — فلا يصف ما لا تملك.</w:t>
+        <w:t xml:space="preserve">النسخة V16.67 · يُولَّد من صلاحيات الدور نفسِها — فلا يصف ما لا تملك.</w:t>
       </w:r>
     </w:p>
     <w:p>

--- a/docs/manuals/nusuk-manual-exec.docx
+++ b/docs/manuals/nusuk-manual-exec.docx
@@ -56,7 +56,7 @@
           <w:szCs w:val="20"/>
           <w:rtl/>
         </w:rPr>
-        <w:t xml:space="preserve">النسخة V16.67 · يُولَّد من صلاحيات الدور نفسِها — فلا يصف ما لا تملك.</w:t>
+        <w:t xml:space="preserve">النسخة V16.68 · يُولَّد من صلاحيات الدور نفسِها — فلا يصف ما لا تملك.</w:t>
       </w:r>
     </w:p>
     <w:p>

--- a/docs/manuals/nusuk-manual-exec.docx
+++ b/docs/manuals/nusuk-manual-exec.docx
@@ -56,7 +56,7 @@
           <w:szCs w:val="20"/>
           <w:rtl/>
         </w:rPr>
-        <w:t xml:space="preserve">النسخة V16.68 · يُولَّد من صلاحيات الدور نفسِها — فلا يصف ما لا تملك.</w:t>
+        <w:t xml:space="preserve">النسخة V16.69 · يُولَّد من صلاحيات الدور نفسِها — فلا يصف ما لا تملك.</w:t>
       </w:r>
     </w:p>
     <w:p>

--- a/docs/manuals/nusuk-manual-exec.docx
+++ b/docs/manuals/nusuk-manual-exec.docx
@@ -56,7 +56,7 @@
           <w:szCs w:val="20"/>
           <w:rtl/>
         </w:rPr>
-        <w:t xml:space="preserve">النسخة V16.69 · يُولَّد من صلاحيات الدور نفسِها — فلا يصف ما لا تملك.</w:t>
+        <w:t xml:space="preserve">النسخة V16.70 · يُولَّد من صلاحيات الدور نفسِها — فلا يصف ما لا تملك.</w:t>
       </w:r>
     </w:p>
     <w:p>

--- a/docs/manuals/nusuk-manual-exec.docx
+++ b/docs/manuals/nusuk-manual-exec.docx
@@ -56,7 +56,7 @@
           <w:szCs w:val="20"/>
           <w:rtl/>
         </w:rPr>
-        <w:t xml:space="preserve">النسخة V16.70 · يُولَّد من صلاحيات الدور نفسِها — فلا يصف ما لا تملك.</w:t>
+        <w:t xml:space="preserve">النسخة V16.71 · يُولَّد من صلاحيات الدور نفسِها — فلا يصف ما لا تملك.</w:t>
       </w:r>
     </w:p>
     <w:p>

--- a/docs/manuals/nusuk-manual-exec.docx
+++ b/docs/manuals/nusuk-manual-exec.docx
@@ -56,7 +56,7 @@
           <w:szCs w:val="20"/>
           <w:rtl/>
         </w:rPr>
-        <w:t xml:space="preserve">النسخة V16.71 · يُولَّد من صلاحيات الدور نفسِها — فلا يصف ما لا تملك.</w:t>
+        <w:t xml:space="preserve">النسخة V16.72 · يُولَّد من صلاحيات الدور نفسِها — فلا يصف ما لا تملك.</w:t>
       </w:r>
     </w:p>
     <w:p>

--- a/docs/manuals/nusuk-manual-exec.docx
+++ b/docs/manuals/nusuk-manual-exec.docx
@@ -56,7 +56,7 @@
           <w:szCs w:val="20"/>
           <w:rtl/>
         </w:rPr>
-        <w:t xml:space="preserve">النسخة V16.72 · يُولَّد من صلاحيات الدور نفسِها — فلا يصف ما لا تملك.</w:t>
+        <w:t xml:space="preserve">النسخة V16.73 · يُولَّد من صلاحيات الدور نفسِها — فلا يصف ما لا تملك.</w:t>
       </w:r>
     </w:p>
     <w:p>

--- a/docs/manuals/nusuk-manual-exec.docx
+++ b/docs/manuals/nusuk-manual-exec.docx
@@ -56,7 +56,7 @@
           <w:szCs w:val="20"/>
           <w:rtl/>
         </w:rPr>
-        <w:t xml:space="preserve">النسخة V16.73 · يُولَّد من صلاحيات الدور نفسِها — فلا يصف ما لا تملك.</w:t>
+        <w:t xml:space="preserve">النسخة V16.74 · يُولَّد من صلاحيات الدور نفسِها — فلا يصف ما لا تملك.</w:t>
       </w:r>
     </w:p>
     <w:p>

--- a/docs/manuals/nusuk-manual-exec.docx
+++ b/docs/manuals/nusuk-manual-exec.docx
@@ -56,7 +56,7 @@
           <w:szCs w:val="20"/>
           <w:rtl/>
         </w:rPr>
-        <w:t xml:space="preserve">النسخة V16.74 · يُولَّد من صلاحيات الدور نفسِها — فلا يصف ما لا تملك.</w:t>
+        <w:t xml:space="preserve">النسخة V16.75 · يُولَّد من صلاحيات الدور نفسِها — فلا يصف ما لا تملك.</w:t>
       </w:r>
     </w:p>
     <w:p>

--- a/docs/manuals/nusuk-manual-exec.docx
+++ b/docs/manuals/nusuk-manual-exec.docx
@@ -56,7 +56,7 @@
           <w:szCs w:val="20"/>
           <w:rtl/>
         </w:rPr>
-        <w:t xml:space="preserve">النسخة V16.75 · يُولَّد من صلاحيات الدور نفسِها — فلا يصف ما لا تملك.</w:t>
+        <w:t xml:space="preserve">النسخة V16.76 · يُولَّد من صلاحيات الدور نفسِها — فلا يصف ما لا تملك.</w:t>
       </w:r>
     </w:p>
     <w:p>

--- a/docs/manuals/nusuk-manual-exec.docx
+++ b/docs/manuals/nusuk-manual-exec.docx
@@ -56,7 +56,7 @@
           <w:szCs w:val="20"/>
           <w:rtl/>
         </w:rPr>
-        <w:t xml:space="preserve">النسخة V16.76 · يُولَّد من صلاحيات الدور نفسِها — فلا يصف ما لا تملك.</w:t>
+        <w:t xml:space="preserve">النسخة V16.77 · يُولَّد من صلاحيات الدور نفسِها — فلا يصف ما لا تملك.</w:t>
       </w:r>
     </w:p>
     <w:p>

--- a/docs/manuals/nusuk-manual-exec.docx
+++ b/docs/manuals/nusuk-manual-exec.docx
@@ -56,7 +56,7 @@
           <w:szCs w:val="20"/>
           <w:rtl/>
         </w:rPr>
-        <w:t xml:space="preserve">النسخة V16.77 · يُولَّد من صلاحيات الدور نفسِها — فلا يصف ما لا تملك.</w:t>
+        <w:t xml:space="preserve">النسخة V16.78 · يُولَّد من صلاحيات الدور نفسِها — فلا يصف ما لا تملك.</w:t>
       </w:r>
     </w:p>
     <w:p>

--- a/docs/manuals/nusuk-manual-exec.docx
+++ b/docs/manuals/nusuk-manual-exec.docx
@@ -56,7 +56,7 @@
           <w:szCs w:val="20"/>
           <w:rtl/>
         </w:rPr>
-        <w:t xml:space="preserve">النسخة V16.78 · يُولَّد من صلاحيات الدور نفسِها — فلا يصف ما لا تملك.</w:t>
+        <w:t xml:space="preserve">النسخة V16.79 · يُولَّد من صلاحيات الدور نفسِها — فلا يصف ما لا تملك.</w:t>
       </w:r>
     </w:p>
     <w:p>

--- a/docs/manuals/nusuk-manual-exec.docx
+++ b/docs/manuals/nusuk-manual-exec.docx
@@ -56,7 +56,7 @@
           <w:szCs w:val="20"/>
           <w:rtl/>
         </w:rPr>
-        <w:t xml:space="preserve">النسخة V16.79 · يُولَّد من صلاحيات الدور نفسِها — فلا يصف ما لا تملك.</w:t>
+        <w:t xml:space="preserve">النسخة V16.80 · يُولَّد من صلاحيات الدور نفسِها — فلا يصف ما لا تملك.</w:t>
       </w:r>
     </w:p>
     <w:p>

--- a/docs/manuals/nusuk-manual-exec.docx
+++ b/docs/manuals/nusuk-manual-exec.docx
@@ -56,7 +56,7 @@
           <w:szCs w:val="20"/>
           <w:rtl/>
         </w:rPr>
-        <w:t xml:space="preserve">النسخة V16.80 · يُولَّد من صلاحيات الدور نفسِها — فلا يصف ما لا تملك.</w:t>
+        <w:t xml:space="preserve">النسخة V16.81 · يُولَّد من صلاحيات الدور نفسِها — فلا يصف ما لا تملك.</w:t>
       </w:r>
     </w:p>
     <w:p>
@@ -1002,7 +1002,7 @@
                 <w:szCs w:val="20"/>
                 <w:rtl/>
               </w:rPr>
-              <w:t xml:space="preserve">مهامُّ الاجتماع الدوريِّ — من عليه ماذا، ومتى تستحقّ، وأين وقفت.</w:t>
+              <w:t xml:space="preserve">مهامُّ الاجتماع — كلُّ مهمةٍ بطاقةٌ تقول ماذا ومن ومتى وأين وقفت؛ اضغطها لتحدّث حالتَها أو تكتب ما الجديد. يعدّلها المهندسُ فما فوق والوزارة.</w:t>
             </w:r>
           </w:p>
         </w:tc>
@@ -1048,7 +1048,7 @@
                 <w:szCs w:val="20"/>
                 <w:rtl/>
               </w:rPr>
-              <w:t xml:space="preserve">مهامُّ الاجتماع الدوريِّ — من عليه ماذا، ومتى تستحقّ، وأين وقفت.</w:t>
+              <w:t xml:space="preserve">مهامُّ الاجتماع — كلُّ مهمةٍ بطاقةٌ تقول ماذا ومن ومتى وأين وقفت؛ اضغطها لتحدّث حالتَها أو تكتب ما الجديد. يعدّلها المهندسُ فما فوق والوزارة.</w:t>
             </w:r>
           </w:p>
         </w:tc>

--- a/docs/manuals/nusuk-manual-exec.docx
+++ b/docs/manuals/nusuk-manual-exec.docx
@@ -56,7 +56,7 @@
           <w:szCs w:val="20"/>
           <w:rtl/>
         </w:rPr>
-        <w:t xml:space="preserve">النسخة V16.81 · يُولَّد من صلاحيات الدور نفسِها — فلا يصف ما لا تملك.</w:t>
+        <w:t xml:space="preserve">النسخة V16.82 · يُولَّد من صلاحيات الدور نفسِها — فلا يصف ما لا تملك.</w:t>
       </w:r>
     </w:p>
     <w:p>

--- a/docs/manuals/nusuk-manual-exec.docx
+++ b/docs/manuals/nusuk-manual-exec.docx
@@ -56,7 +56,7 @@
           <w:szCs w:val="20"/>
           <w:rtl/>
         </w:rPr>
-        <w:t xml:space="preserve">النسخة V16.82 · يُولَّد من صلاحيات الدور نفسِها — فلا يصف ما لا تملك.</w:t>
+        <w:t xml:space="preserve">النسخة V16.83 · يُولَّد من صلاحيات الدور نفسِها — فلا يصف ما لا تملك.</w:t>
       </w:r>
     </w:p>
     <w:p>

--- a/docs/manuals/nusuk-manual-exec.docx
+++ b/docs/manuals/nusuk-manual-exec.docx
@@ -56,7 +56,7 @@
           <w:szCs w:val="20"/>
           <w:rtl/>
         </w:rPr>
-        <w:t xml:space="preserve">النسخة V16.83 · يُولَّد من صلاحيات الدور نفسِها — فلا يصف ما لا تملك.</w:t>
+        <w:t xml:space="preserve">النسخة V16.84 · يُولَّد من صلاحيات الدور نفسِها — فلا يصف ما لا تملك.</w:t>
       </w:r>
     </w:p>
     <w:p>

--- a/docs/manuals/nusuk-manual-exec.docx
+++ b/docs/manuals/nusuk-manual-exec.docx
@@ -56,7 +56,7 @@
           <w:szCs w:val="20"/>
           <w:rtl/>
         </w:rPr>
-        <w:t xml:space="preserve">النسخة V16.84 · يُولَّد من صلاحيات الدور نفسِها — فلا يصف ما لا تملك.</w:t>
+        <w:t xml:space="preserve">النسخة V16.85 · يُولَّد من صلاحيات الدور نفسِها — فلا يصف ما لا تملك.</w:t>
       </w:r>
     </w:p>
     <w:p>
